--- a/Opdracht_1/Verslag_LaserTag_DocdocilGeal.docx
+++ b/Opdracht_1/Verslag_LaserTag_DocdocilGeal.docx
@@ -3,75 +3,1796 @@
 <w:document xmlns:wpc="http://schemas.microsoft.com/office/word/2010/wordprocessingCanvas" xmlns:cx="http://schemas.microsoft.com/office/drawing/2014/chartex" xmlns:cx1="http://schemas.microsoft.com/office/drawing/2015/9/8/chartex" xmlns:cx2="http://schemas.microsoft.com/office/drawing/2015/10/21/chartex" xmlns:cx3="http://schemas.microsoft.com/office/drawing/2016/5/9/chartex" xmlns:cx4="http://schemas.microsoft.com/office/drawing/2016/5/10/chartex" xmlns:cx5="http://schemas.microsoft.com/office/drawing/2016/5/11/chartex" xmlns:cx6="http://schemas.microsoft.com/office/drawing/2016/5/12/chartex" xmlns:cx7="http://schemas.microsoft.com/office/drawing/2016/5/13/chartex" xmlns:cx8="http://schemas.microsoft.com/office/drawing/2016/5/14/chartex" xmlns:mc="http://schemas.openxmlformats.org/markup-compatibility/2006" xmlns:aink="http://schemas.microsoft.com/office/drawing/2016/ink" xmlns:am3d="http://schemas.microsoft.com/office/drawing/2017/model3d" xmlns:o="urn:schemas-microsoft-com:office:office" xmlns:oel="http://schemas.microsoft.com/office/2019/extlst" xmlns:r="http://schemas.openxmlformats.org/officeDocument/2006/relationships" xmlns:m="http://schemas.openxmlformats.org/officeDocument/2006/math" xmlns:v="urn:schemas-microsoft-com:vml" xmlns:wp14="http://schemas.microsoft.com/office/word/2010/wordprocessingDrawing" xmlns:wp="http://schemas.openxmlformats.org/drawingml/2006/wordprocessingDrawing" xmlns:w10="urn:schemas-microsoft-com:office:word" xmlns:w="http://schemas.openxmlformats.org/wordprocessingml/2006/main" xmlns:w14="http://schemas.microsoft.com/office/word/2010/wordml" xmlns:w15="http://schemas.microsoft.com/office/word/2012/wordml" xmlns:w16cex="http://schemas.microsoft.com/office/word/2018/wordml/cex" xmlns:w16cid="http://schemas.microsoft.com/office/word/2016/wordml/cid" xmlns:w16="http://schemas.microsoft.com/office/word/2018/wordml" xmlns:w16du="http://schemas.microsoft.com/office/word/2023/wordml/word16du" xmlns:w16sdtdh="http://schemas.microsoft.com/office/word/2020/wordml/sdtdatahash" xmlns:w16sdtfl="http://schemas.microsoft.com/office/word/2024/wordml/sdtformatlock" xmlns:w16se="http://schemas.microsoft.com/office/word/2015/wordml/symex" xmlns:wpg="http://schemas.microsoft.com/office/word/2010/wordprocessingGroup" xmlns:wpi="http://schemas.microsoft.com/office/word/2010/wordprocessingInk" xmlns:wne="http://schemas.microsoft.com/office/word/2006/wordml" xmlns:wps="http://schemas.microsoft.com/office/word/2010/wordprocessingShape" mc:Ignorable="w14 w15 w16se w16cid w16 w16cex w16sdtdh w16sdtfl w16du wp14">
   <w:body>
     <w:p>
-      <w:r>
-        <w:t>Code:</w:t>
-      </w:r>
-    </w:p>
-    <w:p>
-      <w:r>
-        <w:t>Meting osicloscoop;</w:t>
-      </w:r>
-    </w:p>
-    <w:p>
-      <w:r>
-        <w:t>In deze meting test ik als mijn code klopt en dat ik effectief 38khz heb op mijn pin PB6 (Pin D12)</w:t>
-      </w:r>
-    </w:p>
-    <w:p>
-      <w:r>
+      <w:pPr>
         <w:rPr>
-          <w:noProof/>
+          <w:b/>
+          <w:bCs/>
         </w:rPr>
-        <w:drawing>
-          <wp:inline distT="0" distB="0" distL="0" distR="0" wp14:anchorId="1D11B195" wp14:editId="0643D1AA">
-            <wp:extent cx="3660009" cy="4209862"/>
-            <wp:effectExtent l="0" t="0" r="0" b="635"/>
-            <wp:docPr id="1039080056" name="Picture 1" descr="STM32 Nucleo-32: Pinout, Specifications, Datasheet and ..."/>
-            <wp:cNvGraphicFramePr>
-              <a:graphicFrameLocks xmlns:a="http://schemas.openxmlformats.org/drawingml/2006/main" noChangeAspect="1"/>
-            </wp:cNvGraphicFramePr>
-            <a:graphic xmlns:a="http://schemas.openxmlformats.org/drawingml/2006/main">
-              <a:graphicData uri="http://schemas.openxmlformats.org/drawingml/2006/picture">
-                <pic:pic xmlns:pic="http://schemas.openxmlformats.org/drawingml/2006/picture">
-                  <pic:nvPicPr>
-                    <pic:cNvPr id="0" name="Picture 1" descr="STM32 Nucleo-32: Pinout, Specifications, Datasheet and ..."/>
-                    <pic:cNvPicPr>
-                      <a:picLocks noChangeAspect="1" noChangeArrowheads="1"/>
-                    </pic:cNvPicPr>
-                  </pic:nvPicPr>
-                  <pic:blipFill>
-                    <a:blip r:embed="rId4">
-                      <a:extLst>
-                        <a:ext uri="{28A0092B-C50C-407E-A947-70E740481C1C}">
-                          <a14:useLocalDpi xmlns:a14="http://schemas.microsoft.com/office/drawing/2010/main" val="0"/>
-                        </a:ext>
-                      </a:extLst>
-                    </a:blip>
-                    <a:srcRect/>
-                    <a:stretch>
-                      <a:fillRect/>
-                    </a:stretch>
-                  </pic:blipFill>
-                  <pic:spPr bwMode="auto">
-                    <a:xfrm>
-                      <a:off x="0" y="0"/>
-                      <a:ext cx="3662897" cy="4213184"/>
-                    </a:xfrm>
-                    <a:prstGeom prst="rect">
-                      <a:avLst/>
-                    </a:prstGeom>
-                    <a:noFill/>
-                    <a:ln>
-                      <a:noFill/>
-                    </a:ln>
-                  </pic:spPr>
-                </pic:pic>
-              </a:graphicData>
-            </a:graphic>
-          </wp:inline>
-        </w:drawing>
-      </w:r>
-    </w:p>
+      </w:pPr>
+      <w:r>
+        <w:rPr>
+          <w:b/>
+          <w:bCs/>
+        </w:rPr>
+        <w:t>Game Technology – Opdracht 1</w:t>
+      </w:r>
+    </w:p>
+    <w:p>
+      <w:pPr>
+        <w:rPr>
+          <w:b/>
+          <w:bCs/>
+        </w:rPr>
+      </w:pPr>
+      <w:r>
+        <w:rPr>
+          <w:b/>
+          <w:bCs/>
+        </w:rPr>
+        <w:t>LaserTag Game – Infrarood Communicatie met STM32L432KC</w:t>
+      </w:r>
+    </w:p>
+    <w:p>
+      <w:r>
+        <w:rPr>
+          <w:b/>
+          <w:bCs/>
+        </w:rPr>
+        <w:t>Opleiding:</w:t>
+      </w:r>
+      <w:r>
+        <w:t xml:space="preserve"> Bachelor Elektronica-ICT – Brugge</w:t>
+      </w:r>
+      <w:r>
+        <w:br/>
+      </w:r>
+      <w:r>
+        <w:rPr>
+          <w:b/>
+          <w:bCs/>
+        </w:rPr>
+        <w:t>Academiejaar:</w:t>
+      </w:r>
+      <w:r>
+        <w:t xml:space="preserve"> 2026–2027</w:t>
+      </w:r>
+      <w:r>
+        <w:br/>
+      </w:r>
+      <w:r>
+        <w:rPr>
+          <w:b/>
+          <w:bCs/>
+        </w:rPr>
+        <w:t>Docent:</w:t>
+      </w:r>
+      <w:r>
+        <w:t xml:space="preserve"> Van Gaever T.</w:t>
+      </w:r>
+    </w:p>
+    <w:p>
+      <w:r>
+        <w:pict w14:anchorId="0CA9CAE3">
+          <v:rect id="_x0000_i1109" style="width:0;height:1.5pt" o:hralign="center" o:hrstd="t" o:hr="t" fillcolor="#a0a0a0" stroked="f"/>
+        </w:pict>
+      </w:r>
+    </w:p>
+    <w:p>
+      <w:pPr>
+        <w:rPr>
+          <w:b/>
+          <w:bCs/>
+        </w:rPr>
+      </w:pPr>
+      <w:r>
+        <w:rPr>
+          <w:b/>
+          <w:bCs/>
+        </w:rPr>
+        <w:t>1. Inleiding</w:t>
+      </w:r>
+    </w:p>
+    <w:p>
+      <w:r>
+        <w:t xml:space="preserve">In deze opdracht wordt een LaserTag-systeem gerealiseerd met behulp van infrarood (IR) communicatie op basis van een STM32L432KC microcontroller. Het systeem maakt gebruik van het RC5-protocol, zoals beschreven in ST Application Note AN4834 </w:t>
+      </w:r>
+    </w:p>
+    <w:p>
+      <w:r>
+        <w:t>an4834-implementation-of-transm…</w:t>
+      </w:r>
+    </w:p>
+    <w:p>
+      <w:r>
+        <w:t>.</w:t>
+      </w:r>
+    </w:p>
+    <w:p>
+      <w:r>
+        <w:t>Het RC5-protocol werd oorspronkelijk ontwikkeld voor afstandsbedieningen en maakt gebruik van Manchester-codering in combinatie met een gemoduleerde draaggolf. In de standaardimplementatie bedraagt deze draaggolf 36 kHz. Voor dit project wordt echter gekozen voor 38 kHz, omdat de gebruikte IR-ontvanger (TSOP4838) optimaal werkt rond deze frequentie.</w:t>
+      </w:r>
+    </w:p>
+    <w:p>
+      <w:r>
+        <w:t>Het doel van fase 1 is het implementeren van een correct werkende IR-transmitter die:</w:t>
+      </w:r>
+    </w:p>
+    <w:p>
+      <w:pPr>
+        <w:numPr>
+          <w:ilvl w:val="0"/>
+          <w:numId w:val="1"/>
+        </w:numPr>
+      </w:pPr>
+      <w:r>
+        <w:t>Een stabiele 38 kHz draaggolf genereert</w:t>
+      </w:r>
+    </w:p>
+    <w:p>
+      <w:pPr>
+        <w:numPr>
+          <w:ilvl w:val="0"/>
+          <w:numId w:val="1"/>
+        </w:numPr>
+      </w:pPr>
+      <w:r>
+        <w:t>Een duty cycle van 25% toepast</w:t>
+      </w:r>
+    </w:p>
+    <w:p>
+      <w:pPr>
+        <w:numPr>
+          <w:ilvl w:val="0"/>
+          <w:numId w:val="1"/>
+        </w:numPr>
+      </w:pPr>
+      <w:r>
+        <w:t>RC5-frames correct moduleert</w:t>
+      </w:r>
+    </w:p>
+    <w:p>
+      <w:pPr>
+        <w:numPr>
+          <w:ilvl w:val="0"/>
+          <w:numId w:val="1"/>
+        </w:numPr>
+      </w:pPr>
+      <w:r>
+        <w:t>Visueel waarneembaar werkt (IR LED knippert bij knopdruk)</w:t>
+      </w:r>
+    </w:p>
+    <w:p>
+      <w:r>
+        <w:pict w14:anchorId="68D91225">
+          <v:rect id="_x0000_i1110" style="width:0;height:1.5pt" o:hralign="center" o:hrstd="t" o:hr="t" fillcolor="#a0a0a0" stroked="f"/>
+        </w:pict>
+      </w:r>
+    </w:p>
+    <w:p>
+      <w:pPr>
+        <w:rPr>
+          <w:b/>
+          <w:bCs/>
+        </w:rPr>
+      </w:pPr>
+      <w:r>
+        <w:rPr>
+          <w:b/>
+          <w:bCs/>
+        </w:rPr>
+        <w:t>2. Theoretische achtergrond</w:t>
+      </w:r>
+    </w:p>
+    <w:p>
+      <w:pPr>
+        <w:rPr>
+          <w:b/>
+          <w:bCs/>
+        </w:rPr>
+      </w:pPr>
+      <w:r>
+        <w:rPr>
+          <w:b/>
+          <w:bCs/>
+        </w:rPr>
+        <w:t>2.1 Infrarood communicatie</w:t>
+      </w:r>
+    </w:p>
+    <w:p>
+      <w:r>
+        <w:t>Infrarood communicatie gebruikt elektromagnetische straling buiten het zichtbare spectrum. Om storingen door omgevingslicht te vermijden, wordt het signaal gemoduleerd met een draagfrequentie (carrier). In dit project is dat 38 kHz.</w:t>
+      </w:r>
+    </w:p>
+    <w:p>
+      <w:r>
+        <w:t>De IR-ontvanger filtert deze draagfrequentie en levert een gedemoduleerd digitaal signaal aan de microcontroller.</w:t>
+      </w:r>
+    </w:p>
+    <w:p>
+      <w:r>
+        <w:pict w14:anchorId="6A9A11AC">
+          <v:rect id="_x0000_i1111" style="width:0;height:1.5pt" o:hralign="center" o:hrstd="t" o:hr="t" fillcolor="#a0a0a0" stroked="f"/>
+        </w:pict>
+      </w:r>
+    </w:p>
+    <w:p>
+      <w:pPr>
+        <w:rPr>
+          <w:b/>
+          <w:bCs/>
+        </w:rPr>
+      </w:pPr>
+      <w:r>
+        <w:rPr>
+          <w:b/>
+          <w:bCs/>
+        </w:rPr>
+        <w:t>2.2 RC5 Protocol</w:t>
+      </w:r>
+    </w:p>
+    <w:p>
+      <w:r>
+        <w:t xml:space="preserve">Volgens AN4834 </w:t>
+      </w:r>
+    </w:p>
+    <w:p>
+      <w:r>
+        <w:t>an4834-implementation-of-transm…</w:t>
+      </w:r>
+    </w:p>
+    <w:p>
+      <w:r>
+        <w:t>bestaat een RC5-frame uit 14 bits:</w:t>
+      </w:r>
+    </w:p>
+    <w:tbl>
+      <w:tblPr>
+        <w:tblW w:w="0" w:type="auto"/>
+        <w:tblCellSpacing w:w="15" w:type="dxa"/>
+        <w:tblCellMar>
+          <w:top w:w="15" w:type="dxa"/>
+          <w:left w:w="15" w:type="dxa"/>
+          <w:bottom w:w="15" w:type="dxa"/>
+          <w:right w:w="15" w:type="dxa"/>
+        </w:tblCellMar>
+        <w:tblLook w:val="04A0" w:firstRow="1" w:lastRow="0" w:firstColumn="1" w:lastColumn="0" w:noHBand="0" w:noVBand="1"/>
+      </w:tblPr>
+      <w:tblGrid>
+        <w:gridCol w:w="1306"/>
+        <w:gridCol w:w="1135"/>
+        <w:gridCol w:w="2538"/>
+      </w:tblGrid>
+      <w:tr>
+        <w:trPr>
+          <w:tblHeader/>
+          <w:tblCellSpacing w:w="15" w:type="dxa"/>
+        </w:trPr>
+        <w:tc>
+          <w:tcPr>
+            <w:tcW w:w="0" w:type="auto"/>
+            <w:vAlign w:val="center"/>
+            <w:hideMark/>
+          </w:tcPr>
+          <w:p>
+            <w:pPr>
+              <w:rPr>
+                <w:b/>
+                <w:bCs/>
+              </w:rPr>
+            </w:pPr>
+            <w:r>
+              <w:rPr>
+                <w:b/>
+                <w:bCs/>
+              </w:rPr>
+              <w:lastRenderedPageBreak/>
+              <w:t>Veld</w:t>
+            </w:r>
+          </w:p>
+        </w:tc>
+        <w:tc>
+          <w:tcPr>
+            <w:tcW w:w="0" w:type="auto"/>
+            <w:vAlign w:val="center"/>
+            <w:hideMark/>
+          </w:tcPr>
+          <w:p>
+            <w:pPr>
+              <w:rPr>
+                <w:b/>
+                <w:bCs/>
+              </w:rPr>
+            </w:pPr>
+            <w:r>
+              <w:rPr>
+                <w:b/>
+                <w:bCs/>
+              </w:rPr>
+              <w:t>Aantal bits</w:t>
+            </w:r>
+          </w:p>
+        </w:tc>
+        <w:tc>
+          <w:tcPr>
+            <w:tcW w:w="0" w:type="auto"/>
+            <w:vAlign w:val="center"/>
+            <w:hideMark/>
+          </w:tcPr>
+          <w:p>
+            <w:pPr>
+              <w:rPr>
+                <w:b/>
+                <w:bCs/>
+              </w:rPr>
+            </w:pPr>
+            <w:r>
+              <w:rPr>
+                <w:b/>
+                <w:bCs/>
+              </w:rPr>
+              <w:t>Functie</w:t>
+            </w:r>
+          </w:p>
+        </w:tc>
+      </w:tr>
+      <w:tr>
+        <w:trPr>
+          <w:tblCellSpacing w:w="15" w:type="dxa"/>
+        </w:trPr>
+        <w:tc>
+          <w:tcPr>
+            <w:tcW w:w="0" w:type="auto"/>
+            <w:vAlign w:val="center"/>
+            <w:hideMark/>
+          </w:tcPr>
+          <w:p>
+            <w:r>
+              <w:t>Startbit (S)</w:t>
+            </w:r>
+          </w:p>
+        </w:tc>
+        <w:tc>
+          <w:tcPr>
+            <w:tcW w:w="0" w:type="auto"/>
+            <w:vAlign w:val="center"/>
+            <w:hideMark/>
+          </w:tcPr>
+          <w:p>
+            <w:r>
+              <w:t>1</w:t>
+            </w:r>
+          </w:p>
+        </w:tc>
+        <w:tc>
+          <w:tcPr>
+            <w:tcW w:w="0" w:type="auto"/>
+            <w:vAlign w:val="center"/>
+            <w:hideMark/>
+          </w:tcPr>
+          <w:p>
+            <w:r>
+              <w:t>Altijd logisch 1</w:t>
+            </w:r>
+          </w:p>
+        </w:tc>
+      </w:tr>
+      <w:tr>
+        <w:trPr>
+          <w:tblCellSpacing w:w="15" w:type="dxa"/>
+        </w:trPr>
+        <w:tc>
+          <w:tcPr>
+            <w:tcW w:w="0" w:type="auto"/>
+            <w:vAlign w:val="center"/>
+            <w:hideMark/>
+          </w:tcPr>
+          <w:p>
+            <w:r>
+              <w:t>Field bit (F)</w:t>
+            </w:r>
+          </w:p>
+        </w:tc>
+        <w:tc>
+          <w:tcPr>
+            <w:tcW w:w="0" w:type="auto"/>
+            <w:vAlign w:val="center"/>
+            <w:hideMark/>
+          </w:tcPr>
+          <w:p>
+            <w:r>
+              <w:t>1</w:t>
+            </w:r>
+          </w:p>
+        </w:tc>
+        <w:tc>
+          <w:tcPr>
+            <w:tcW w:w="0" w:type="auto"/>
+            <w:vAlign w:val="center"/>
+            <w:hideMark/>
+          </w:tcPr>
+          <w:p>
+            <w:r>
+              <w:t>Bepaalt commandobereik</w:t>
+            </w:r>
+          </w:p>
+        </w:tc>
+      </w:tr>
+      <w:tr>
+        <w:trPr>
+          <w:tblCellSpacing w:w="15" w:type="dxa"/>
+        </w:trPr>
+        <w:tc>
+          <w:tcPr>
+            <w:tcW w:w="0" w:type="auto"/>
+            <w:vAlign w:val="center"/>
+            <w:hideMark/>
+          </w:tcPr>
+          <w:p>
+            <w:r>
+              <w:t>Toggle bit (C)</w:t>
+            </w:r>
+          </w:p>
+        </w:tc>
+        <w:tc>
+          <w:tcPr>
+            <w:tcW w:w="0" w:type="auto"/>
+            <w:vAlign w:val="center"/>
+            <w:hideMark/>
+          </w:tcPr>
+          <w:p>
+            <w:r>
+              <w:t>1</w:t>
+            </w:r>
+          </w:p>
+        </w:tc>
+        <w:tc>
+          <w:tcPr>
+            <w:tcW w:w="0" w:type="auto"/>
+            <w:vAlign w:val="center"/>
+            <w:hideMark/>
+          </w:tcPr>
+          <w:p>
+            <w:r>
+              <w:t>Wisselt bij elke knopdruk</w:t>
+            </w:r>
+          </w:p>
+        </w:tc>
+      </w:tr>
+      <w:tr>
+        <w:trPr>
+          <w:tblCellSpacing w:w="15" w:type="dxa"/>
+        </w:trPr>
+        <w:tc>
+          <w:tcPr>
+            <w:tcW w:w="0" w:type="auto"/>
+            <w:vAlign w:val="center"/>
+            <w:hideMark/>
+          </w:tcPr>
+          <w:p>
+            <w:r>
+              <w:t>Address</w:t>
+            </w:r>
+          </w:p>
+        </w:tc>
+        <w:tc>
+          <w:tcPr>
+            <w:tcW w:w="0" w:type="auto"/>
+            <w:vAlign w:val="center"/>
+            <w:hideMark/>
+          </w:tcPr>
+          <w:p>
+            <w:r>
+              <w:t>5</w:t>
+            </w:r>
+          </w:p>
+        </w:tc>
+        <w:tc>
+          <w:tcPr>
+            <w:tcW w:w="0" w:type="auto"/>
+            <w:vAlign w:val="center"/>
+            <w:hideMark/>
+          </w:tcPr>
+          <w:p>
+            <w:r>
+              <w:t>Selecteert apparaat</w:t>
+            </w:r>
+          </w:p>
+        </w:tc>
+      </w:tr>
+      <w:tr>
+        <w:trPr>
+          <w:tblCellSpacing w:w="15" w:type="dxa"/>
+        </w:trPr>
+        <w:tc>
+          <w:tcPr>
+            <w:tcW w:w="0" w:type="auto"/>
+            <w:vAlign w:val="center"/>
+            <w:hideMark/>
+          </w:tcPr>
+          <w:p>
+            <w:r>
+              <w:t>Command</w:t>
+            </w:r>
+          </w:p>
+        </w:tc>
+        <w:tc>
+          <w:tcPr>
+            <w:tcW w:w="0" w:type="auto"/>
+            <w:vAlign w:val="center"/>
+            <w:hideMark/>
+          </w:tcPr>
+          <w:p>
+            <w:r>
+              <w:t>6</w:t>
+            </w:r>
+          </w:p>
+        </w:tc>
+        <w:tc>
+          <w:tcPr>
+            <w:tcW w:w="0" w:type="auto"/>
+            <w:vAlign w:val="center"/>
+            <w:hideMark/>
+          </w:tcPr>
+          <w:p>
+            <w:r>
+              <w:t>Uit te voeren actie</w:t>
+            </w:r>
+          </w:p>
+        </w:tc>
+      </w:tr>
+    </w:tbl>
+    <w:p>
+      <w:pPr>
+        <w:rPr>
+          <w:b/>
+          <w:bCs/>
+        </w:rPr>
+      </w:pPr>
+      <w:r>
+        <w:rPr>
+          <w:b/>
+          <w:bCs/>
+        </w:rPr>
+        <w:t>Belangrijke kenmerken:</w:t>
+      </w:r>
+    </w:p>
+    <w:p>
+      <w:pPr>
+        <w:numPr>
+          <w:ilvl w:val="0"/>
+          <w:numId w:val="2"/>
+        </w:numPr>
+      </w:pPr>
+      <w:r>
+        <w:t>Manchester-codering</w:t>
+      </w:r>
+    </w:p>
+    <w:p>
+      <w:pPr>
+        <w:numPr>
+          <w:ilvl w:val="0"/>
+          <w:numId w:val="2"/>
+        </w:numPr>
+      </w:pPr>
+      <w:r>
+        <w:t>Bitduur = 1,778 ms</w:t>
+      </w:r>
+    </w:p>
+    <w:p>
+      <w:pPr>
+        <w:numPr>
+          <w:ilvl w:val="0"/>
+          <w:numId w:val="2"/>
+        </w:numPr>
+      </w:pPr>
+      <w:r>
+        <w:t>Draagfrequentie ≈ 36 kHz (in dit project 38 kHz)</w:t>
+      </w:r>
+    </w:p>
+    <w:p>
+      <w:pPr>
+        <w:numPr>
+          <w:ilvl w:val="0"/>
+          <w:numId w:val="2"/>
+        </w:numPr>
+      </w:pPr>
+      <w:r>
+        <w:t>Duty cycle = 25% of 33%</w:t>
+      </w:r>
+    </w:p>
+    <w:p>
+      <w:pPr>
+        <w:rPr>
+          <w:b/>
+          <w:bCs/>
+        </w:rPr>
+      </w:pPr>
+      <w:r>
+        <w:rPr>
+          <w:b/>
+          <w:bCs/>
+        </w:rPr>
+        <w:t>Manchester-codering</w:t>
+      </w:r>
+    </w:p>
+    <w:p>
+      <w:pPr>
+        <w:numPr>
+          <w:ilvl w:val="0"/>
+          <w:numId w:val="3"/>
+        </w:numPr>
+      </w:pPr>
+      <w:r>
+        <w:t>Logische 0 → overgang van hoog naar laag in het midden van de bitperiode</w:t>
+      </w:r>
+    </w:p>
+    <w:p>
+      <w:pPr>
+        <w:numPr>
+          <w:ilvl w:val="0"/>
+          <w:numId w:val="3"/>
+        </w:numPr>
+      </w:pPr>
+      <w:r>
+        <w:t>Logische 1 → overgang van laag naar hoog</w:t>
+      </w:r>
+    </w:p>
+    <w:p>
+      <w:r>
+        <w:t>Elke bit bevat dus een overgang in het midden, wat zorgt voor zelfklokking.</w:t>
+      </w:r>
+    </w:p>
+    <w:p>
+      <w:r>
+        <w:pict w14:anchorId="33A4D378">
+          <v:rect id="_x0000_i1112" style="width:0;height:1.5pt" o:hralign="center" o:hrstd="t" o:hr="t" fillcolor="#a0a0a0" stroked="f"/>
+        </w:pict>
+      </w:r>
+    </w:p>
+    <w:p>
+      <w:pPr>
+        <w:rPr>
+          <w:b/>
+          <w:bCs/>
+        </w:rPr>
+      </w:pPr>
+      <w:r>
+        <w:rPr>
+          <w:b/>
+          <w:bCs/>
+        </w:rPr>
+        <w:t>3. Fase 1 – IR Transmitter</w:t>
+      </w:r>
+    </w:p>
+    <w:p>
+      <w:pPr>
+        <w:rPr>
+          <w:b/>
+          <w:bCs/>
+        </w:rPr>
+      </w:pPr>
+      <w:r>
+        <w:rPr>
+          <w:b/>
+          <w:bCs/>
+        </w:rPr>
+        <w:t>3.1 Project Setup</w:t>
+      </w:r>
+    </w:p>
+    <w:p>
+      <w:r>
+        <w:t>De volgende stappen werden uitgevoerd:</w:t>
+      </w:r>
+    </w:p>
+    <w:p>
+      <w:pPr>
+        <w:numPr>
+          <w:ilvl w:val="0"/>
+          <w:numId w:val="4"/>
+        </w:numPr>
+      </w:pPr>
+      <w:r>
+        <w:t>Download van X-CUBE-IRREMOTE van ST</w:t>
+      </w:r>
+    </w:p>
+    <w:p>
+      <w:pPr>
+        <w:numPr>
+          <w:ilvl w:val="0"/>
+          <w:numId w:val="4"/>
+        </w:numPr>
+      </w:pPr>
+      <w:r>
+        <w:t>Aanmaken van een nieuw STM32CubeMX project voor NUCLEO-L432KC</w:t>
+      </w:r>
+    </w:p>
+    <w:p>
+      <w:pPr>
+        <w:numPr>
+          <w:ilvl w:val="0"/>
+          <w:numId w:val="4"/>
+        </w:numPr>
+      </w:pPr>
+      <w:r>
+        <w:t>Toevoegen van:</w:t>
+      </w:r>
+    </w:p>
+    <w:p>
+      <w:pPr>
+        <w:numPr>
+          <w:ilvl w:val="1"/>
+          <w:numId w:val="4"/>
+        </w:numPr>
+      </w:pPr>
+      <w:r>
+        <w:t>rc5_encode.c</w:t>
+      </w:r>
+    </w:p>
+    <w:p>
+      <w:pPr>
+        <w:numPr>
+          <w:ilvl w:val="1"/>
+          <w:numId w:val="4"/>
+        </w:numPr>
+      </w:pPr>
+      <w:r>
+        <w:t>rc5_encode.h</w:t>
+      </w:r>
+    </w:p>
+    <w:p>
+      <w:pPr>
+        <w:numPr>
+          <w:ilvl w:val="1"/>
+          <w:numId w:val="4"/>
+        </w:numPr>
+      </w:pPr>
+      <w:r>
+        <w:t>ir_common.h</w:t>
+      </w:r>
+    </w:p>
+    <w:p>
+      <w:pPr>
+        <w:numPr>
+          <w:ilvl w:val="0"/>
+          <w:numId w:val="4"/>
+        </w:numPr>
+      </w:pPr>
+      <w:r>
+        <w:t>Aanpassen van ir_common.h voor de STM32L432KC</w:t>
+      </w:r>
+    </w:p>
+    <w:p>
+      <w:r>
+        <w:t>Belangrijk hierbij is het correct configureren van:</w:t>
+      </w:r>
+    </w:p>
+    <w:p>
+      <w:pPr>
+        <w:numPr>
+          <w:ilvl w:val="0"/>
+          <w:numId w:val="5"/>
+        </w:numPr>
+      </w:pPr>
+      <w:r>
+        <w:t>TIM_HF (High Frequency timer → carrier)</w:t>
+      </w:r>
+    </w:p>
+    <w:p>
+      <w:pPr>
+        <w:numPr>
+          <w:ilvl w:val="0"/>
+          <w:numId w:val="5"/>
+        </w:numPr>
+      </w:pPr>
+      <w:r>
+        <w:t>TIM_LF (Low Frequency timer → envelop)</w:t>
+      </w:r>
+    </w:p>
+    <w:p>
+      <w:r>
+        <w:pict w14:anchorId="55517038">
+          <v:rect id="_x0000_i1113" style="width:0;height:1.5pt" o:hralign="center" o:hrstd="t" o:hr="t" fillcolor="#a0a0a0" stroked="f"/>
+        </w:pict>
+      </w:r>
+    </w:p>
+    <w:p>
+      <w:pPr>
+        <w:rPr>
+          <w:b/>
+          <w:bCs/>
+        </w:rPr>
+      </w:pPr>
+      <w:r>
+        <w:rPr>
+          <w:b/>
+          <w:bCs/>
+        </w:rPr>
+        <w:lastRenderedPageBreak/>
+        <w:t>3.2 Timerconfiguratie voor 38 kHz</w:t>
+      </w:r>
+    </w:p>
+    <w:p>
+      <w:pPr>
+        <w:rPr>
+          <w:b/>
+          <w:bCs/>
+        </w:rPr>
+      </w:pPr>
+      <w:r>
+        <w:rPr>
+          <w:b/>
+          <w:bCs/>
+        </w:rPr>
+        <w:t>3.2.1 Berekening van de carrierfrequentie</w:t>
+      </w:r>
+    </w:p>
+    <w:p>
+      <w:r>
+        <w:t xml:space="preserve">Formule volgens AN4834 </w:t>
+      </w:r>
+    </w:p>
+    <w:p>
+      <w:r>
+        <w:t>an4834-implementation-of-transm…</w:t>
+      </w:r>
+    </w:p>
+    <w:p>
+      <w:r>
+        <w:t>:</w:t>
+      </w:r>
+    </w:p>
+    <w:p>
+      <m:oMathPara>
+        <m:oMath>
+          <m:r>
+            <w:rPr>
+              <w:rFonts w:ascii="Cambria Math" w:hAnsi="Cambria Math"/>
+            </w:rPr>
+            <m:t>TIM</m:t>
+          </m:r>
+          <m:r>
+            <m:rPr>
+              <m:sty m:val="p"/>
+            </m:rPr>
+            <w:rPr>
+              <w:rFonts w:ascii="Cambria Math" w:hAnsi="Cambria Math"/>
+            </w:rPr>
+            <m:t>_</m:t>
+          </m:r>
+          <m:r>
+            <w:rPr>
+              <w:rFonts w:ascii="Cambria Math" w:hAnsi="Cambria Math"/>
+            </w:rPr>
+            <m:t>HF</m:t>
+          </m:r>
+          <m:r>
+            <m:rPr>
+              <m:sty m:val="p"/>
+            </m:rPr>
+            <w:rPr>
+              <w:rFonts w:ascii="Cambria Math" w:hAnsi="Cambria Math"/>
+            </w:rPr>
+            <m:t>_</m:t>
+          </m:r>
+          <m:r>
+            <w:rPr>
+              <w:rFonts w:ascii="Cambria Math" w:hAnsi="Cambria Math"/>
+            </w:rPr>
+            <m:t>Period=</m:t>
+          </m:r>
+          <m:f>
+            <m:fPr>
+              <m:ctrlPr>
+                <w:rPr>
+                  <w:rFonts w:ascii="Cambria Math" w:hAnsi="Cambria Math"/>
+                </w:rPr>
+              </m:ctrlPr>
+            </m:fPr>
+            <m:num>
+              <m:r>
+                <w:rPr>
+                  <w:rFonts w:ascii="Cambria Math" w:hAnsi="Cambria Math"/>
+                </w:rPr>
+                <m:t>SystemCoreClock</m:t>
+              </m:r>
+            </m:num>
+            <m:den>
+              <m:r>
+                <w:rPr>
+                  <w:rFonts w:ascii="Cambria Math" w:hAnsi="Cambria Math"/>
+                </w:rPr>
+                <m:t>FrequencyCarrier</m:t>
+              </m:r>
+            </m:den>
+          </m:f>
+          <m:r>
+            <w:rPr>
+              <w:rFonts w:ascii="Cambria Math" w:hAnsi="Cambria Math"/>
+            </w:rPr>
+            <m:t>-1</m:t>
+          </m:r>
+          <m:r>
+            <w:rPr>
+              <w:i/>
+            </w:rPr>
+            <w:br/>
+          </m:r>
+        </m:oMath>
+      </m:oMathPara>
+    </w:p>
+    <w:p>
+      <w:r>
+        <w:t>Voor 38 kHz:</w:t>
+      </w:r>
+    </w:p>
+    <w:p>
+      <m:oMathPara>
+        <m:oMath>
+          <m:r>
+            <w:rPr>
+              <w:rFonts w:ascii="Cambria Math" w:hAnsi="Cambria Math"/>
+            </w:rPr>
+            <m:t>Period=</m:t>
+          </m:r>
+          <m:f>
+            <m:fPr>
+              <m:ctrlPr>
+                <w:rPr>
+                  <w:rFonts w:ascii="Cambria Math" w:hAnsi="Cambria Math"/>
+                </w:rPr>
+              </m:ctrlPr>
+            </m:fPr>
+            <m:num>
+              <m:r>
+                <m:rPr>
+                  <m:sty m:val="p"/>
+                </m:rPr>
+                <w:rPr>
+                  <w:rFonts w:ascii="Cambria Math" w:hAnsi="Cambria Math"/>
+                </w:rPr>
+                <m:t>80.000.000</m:t>
+              </m:r>
+            </m:num>
+            <m:den>
+              <m:r>
+                <w:rPr>
+                  <w:rFonts w:ascii="Cambria Math" w:hAnsi="Cambria Math"/>
+                </w:rPr>
+                <m:t>38.000</m:t>
+              </m:r>
+            </m:den>
+          </m:f>
+          <m:r>
+            <w:rPr>
+              <w:rFonts w:ascii="Cambria Math" w:hAnsi="Cambria Math"/>
+            </w:rPr>
+            <m:t>-1≈2104</m:t>
+          </m:r>
+          <m:r>
+            <w:rPr>
+              <w:i/>
+            </w:rPr>
+            <w:br/>
+          </m:r>
+        </m:oMath>
+      </m:oMathPara>
+    </w:p>
+    <w:p>
+      <w:pPr>
+        <w:rPr>
+          <w:b/>
+          <w:bCs/>
+        </w:rPr>
+      </w:pPr>
+      <w:r>
+        <w:rPr>
+          <w:b/>
+          <w:bCs/>
+        </w:rPr>
+        <w:t>3.2.2 Duty Cycle 25%</w:t>
+      </w:r>
+    </w:p>
+    <w:p>
+      <m:oMathPara>
+        <m:oMath>
+          <m:r>
+            <w:rPr>
+              <w:rFonts w:ascii="Cambria Math" w:hAnsi="Cambria Math"/>
+            </w:rPr>
+            <m:t>Pulse=</m:t>
+          </m:r>
+          <m:f>
+            <m:fPr>
+              <m:ctrlPr>
+                <w:rPr>
+                  <w:rFonts w:ascii="Cambria Math" w:hAnsi="Cambria Math"/>
+                </w:rPr>
+              </m:ctrlPr>
+            </m:fPr>
+            <m:num>
+              <m:r>
+                <w:rPr>
+                  <w:rFonts w:ascii="Cambria Math" w:hAnsi="Cambria Math"/>
+                </w:rPr>
+                <m:t>Period+1</m:t>
+              </m:r>
+            </m:num>
+            <m:den>
+              <m:r>
+                <w:rPr>
+                  <w:rFonts w:ascii="Cambria Math" w:hAnsi="Cambria Math"/>
+                </w:rPr>
+                <m:t>4</m:t>
+              </m:r>
+            </m:den>
+          </m:f>
+          <m:r>
+            <w:br/>
+          </m:r>
+        </m:oMath>
+      </m:oMathPara>
+    </w:p>
+    <w:p>
+      <w:r>
+        <w:t>Dit zorgt ervoor dat de IR LED slechts 25% van de tijd actief is → lager verbruik en correcte modulatie.</w:t>
+      </w:r>
+    </w:p>
+    <w:p>
+      <w:r>
+        <w:pict w14:anchorId="304AF514">
+          <v:rect id="_x0000_i1114" style="width:0;height:1.5pt" o:hralign="center" o:hrstd="t" o:hr="t" fillcolor="#a0a0a0" stroked="f"/>
+        </w:pict>
+      </w:r>
+    </w:p>
+    <w:p>
+      <w:pPr>
+        <w:rPr>
+          <w:b/>
+          <w:bCs/>
+        </w:rPr>
+      </w:pPr>
+      <w:r>
+        <w:rPr>
+          <w:b/>
+          <w:bCs/>
+        </w:rPr>
+        <w:t>3.3 Hardware-opstelling</w:t>
+      </w:r>
+    </w:p>
+    <w:p>
+      <w:r>
+        <w:t>De hardware werd opgebouwd op breadboard volgens het schema in AN4834 (IR LED + serieweerstand).</w:t>
+      </w:r>
+    </w:p>
+    <w:p>
+      <w:r>
+        <w:t>Benodigdheden:</w:t>
+      </w:r>
+    </w:p>
+    <w:p>
+      <w:pPr>
+        <w:numPr>
+          <w:ilvl w:val="0"/>
+          <w:numId w:val="6"/>
+        </w:numPr>
+      </w:pPr>
+      <w:r>
+        <w:t>STM32L432KC</w:t>
+      </w:r>
+    </w:p>
+    <w:p>
+      <w:pPr>
+        <w:numPr>
+          <w:ilvl w:val="0"/>
+          <w:numId w:val="6"/>
+        </w:numPr>
+      </w:pPr>
+      <w:r>
+        <w:t>IR LED</w:t>
+      </w:r>
+    </w:p>
+    <w:p>
+      <w:pPr>
+        <w:numPr>
+          <w:ilvl w:val="0"/>
+          <w:numId w:val="6"/>
+        </w:numPr>
+      </w:pPr>
+      <w:r>
+        <w:t>Weerstand (typisch 100–220 Ω)</w:t>
+      </w:r>
+    </w:p>
+    <w:p>
+      <w:pPr>
+        <w:numPr>
+          <w:ilvl w:val="0"/>
+          <w:numId w:val="6"/>
+        </w:numPr>
+      </w:pPr>
+      <w:r>
+        <w:t>Drukknop</w:t>
+      </w:r>
+    </w:p>
+    <w:p>
+      <w:r>
+        <w:t>Aansluiting:</w:t>
+      </w:r>
+    </w:p>
+    <w:p>
+      <w:pPr>
+        <w:numPr>
+          <w:ilvl w:val="0"/>
+          <w:numId w:val="7"/>
+        </w:numPr>
+      </w:pPr>
+      <w:r>
+        <w:t>Timer output pin → weerstand → IR LED → GND</w:t>
+      </w:r>
+    </w:p>
+    <w:p>
+      <w:r>
+        <w:pict w14:anchorId="46A8C6D9">
+          <v:rect id="_x0000_i1115" style="width:0;height:1.5pt" o:hralign="center" o:hrstd="t" o:hr="t" fillcolor="#a0a0a0" stroked="f"/>
+        </w:pict>
+      </w:r>
+    </w:p>
+    <w:p>
+      <w:pPr>
+        <w:rPr>
+          <w:b/>
+          <w:bCs/>
+        </w:rPr>
+      </w:pPr>
+      <w:r>
+        <w:rPr>
+          <w:b/>
+          <w:bCs/>
+        </w:rPr>
+        <w:t>3.4 Software-implementatie</w:t>
+      </w:r>
+    </w:p>
+    <w:p>
+      <w:pPr>
+        <w:rPr>
+          <w:b/>
+          <w:bCs/>
+        </w:rPr>
+      </w:pPr>
+      <w:r>
+        <w:rPr>
+          <w:b/>
+          <w:bCs/>
+        </w:rPr>
+        <w:t>3.4.1 Initialisatie</w:t>
+      </w:r>
+    </w:p>
+    <w:p>
+      <w:r>
+        <w:t>De functie:</w:t>
+      </w:r>
+    </w:p>
+    <w:p>
+      <w:r>
+        <w:t>RC5_Encode_Init();</w:t>
+      </w:r>
+    </w:p>
+    <w:p>
+      <w:r>
+        <w:lastRenderedPageBreak/>
+        <w:t>configureert:</w:t>
+      </w:r>
+    </w:p>
+    <w:p>
+      <w:pPr>
+        <w:numPr>
+          <w:ilvl w:val="0"/>
+          <w:numId w:val="8"/>
+        </w:numPr>
+      </w:pPr>
+      <w:r>
+        <w:t>GPIO alternate function</w:t>
+      </w:r>
+    </w:p>
+    <w:p>
+      <w:pPr>
+        <w:numPr>
+          <w:ilvl w:val="0"/>
+          <w:numId w:val="8"/>
+        </w:numPr>
+      </w:pPr>
+      <w:r>
+        <w:t>TIM_HF voor 38 kHz carrier</w:t>
+      </w:r>
+    </w:p>
+    <w:p>
+      <w:pPr>
+        <w:numPr>
+          <w:ilvl w:val="0"/>
+          <w:numId w:val="8"/>
+        </w:numPr>
+      </w:pPr>
+      <w:r>
+        <w:t>TIM_LF voor RC5 envelop</w:t>
+      </w:r>
+    </w:p>
+    <w:p>
+      <w:r>
+        <w:pict w14:anchorId="53E150B7">
+          <v:rect id="_x0000_i1116" style="width:0;height:1.5pt" o:hralign="center" o:hrstd="t" o:hr="t" fillcolor="#a0a0a0" stroked="f"/>
+        </w:pict>
+      </w:r>
+    </w:p>
+    <w:p>
+      <w:pPr>
+        <w:rPr>
+          <w:b/>
+          <w:bCs/>
+        </w:rPr>
+      </w:pPr>
+      <w:r>
+        <w:rPr>
+          <w:b/>
+          <w:bCs/>
+        </w:rPr>
+        <w:t>3.4.2 Verzenden van frame</w:t>
+      </w:r>
+    </w:p>
+    <w:p>
+      <w:r>
+        <w:t>Bij knopdruk wordt:</w:t>
+      </w:r>
+    </w:p>
+    <w:p>
+      <w:r>
+        <w:t>RC5_Encode_SendFrame(Address, Command, Toggle);</w:t>
+      </w:r>
+    </w:p>
+    <w:p>
+      <w:r>
+        <w:t>aangeroepen.</w:t>
+      </w:r>
+    </w:p>
+    <w:p>
+      <w:r>
+        <w:t>Proces:</w:t>
+      </w:r>
+    </w:p>
+    <w:p>
+      <w:pPr>
+        <w:numPr>
+          <w:ilvl w:val="0"/>
+          <w:numId w:val="9"/>
+        </w:numPr>
+      </w:pPr>
+      <w:r>
+        <w:t>Opbouw van 14-bit RC5 frame</w:t>
+      </w:r>
+    </w:p>
+    <w:p>
+      <w:pPr>
+        <w:numPr>
+          <w:ilvl w:val="0"/>
+          <w:numId w:val="9"/>
+        </w:numPr>
+      </w:pPr>
+      <w:r>
+        <w:t>Conversie naar Manchester formaat</w:t>
+      </w:r>
+    </w:p>
+    <w:p>
+      <w:pPr>
+        <w:numPr>
+          <w:ilvl w:val="0"/>
+          <w:numId w:val="9"/>
+        </w:numPr>
+      </w:pPr>
+      <w:r>
+        <w:t>Genereren van PWM envelop</w:t>
+      </w:r>
+    </w:p>
+    <w:p>
+      <w:pPr>
+        <w:numPr>
+          <w:ilvl w:val="0"/>
+          <w:numId w:val="9"/>
+        </w:numPr>
+      </w:pPr>
+      <w:r>
+        <w:t>Modulatie met 38 kHz carrier</w:t>
+      </w:r>
+    </w:p>
+    <w:p>
+      <w:r>
+        <w:pict w14:anchorId="05E26D2D">
+          <v:rect id="_x0000_i1117" style="width:0;height:1.5pt" o:hralign="center" o:hrstd="t" o:hr="t" fillcolor="#a0a0a0" stroked="f"/>
+        </w:pict>
+      </w:r>
+    </w:p>
+    <w:p>
+      <w:pPr>
+        <w:rPr>
+          <w:b/>
+          <w:bCs/>
+        </w:rPr>
+      </w:pPr>
+      <w:r>
+        <w:rPr>
+          <w:b/>
+          <w:bCs/>
+        </w:rPr>
+        <w:t>4. Metingen met Oscilloscoop</w:t>
+      </w:r>
+    </w:p>
+    <w:p>
+      <w:pPr>
+        <w:rPr>
+          <w:b/>
+          <w:bCs/>
+        </w:rPr>
+      </w:pPr>
+      <w:r>
+        <w:rPr>
+          <w:b/>
+          <w:bCs/>
+        </w:rPr>
+        <w:t>4.1 38 kHz draaggolf</w:t>
+      </w:r>
+    </w:p>
+    <w:p>
+      <w:r>
+        <w:t>Op de oscilloscoop werd een stabiele 38 kHz golf gemeten.</w:t>
+      </w:r>
+    </w:p>
+    <w:p>
+      <w:r>
+        <w:t>Verwachte periode:</w:t>
+      </w:r>
+    </w:p>
+    <w:p>
+      <m:oMathPara>
+        <m:oMath>
+          <m:r>
+            <w:rPr>
+              <w:rFonts w:ascii="Cambria Math" w:hAnsi="Cambria Math"/>
+            </w:rPr>
+            <m:t>T=</m:t>
+          </m:r>
+          <m:f>
+            <m:fPr>
+              <m:ctrlPr>
+                <w:rPr>
+                  <w:rFonts w:ascii="Cambria Math" w:hAnsi="Cambria Math"/>
+                </w:rPr>
+              </m:ctrlPr>
+            </m:fPr>
+            <m:num>
+              <m:r>
+                <w:rPr>
+                  <w:rFonts w:ascii="Cambria Math" w:hAnsi="Cambria Math"/>
+                </w:rPr>
+                <m:t>1</m:t>
+              </m:r>
+            </m:num>
+            <m:den>
+              <m:r>
+                <w:rPr>
+                  <w:rFonts w:ascii="Cambria Math" w:hAnsi="Cambria Math"/>
+                </w:rPr>
+                <m:t>38.000</m:t>
+              </m:r>
+            </m:den>
+          </m:f>
+          <m:r>
+            <w:rPr>
+              <w:rFonts w:ascii="Cambria Math" w:hAnsi="Cambria Math"/>
+            </w:rPr>
+            <m:t>≈26,3</m:t>
+          </m:r>
+          <m:r>
+            <m:rPr>
+              <m:nor/>
+            </m:rPr>
+            <m:t>µ</m:t>
+          </m:r>
+          <m:r>
+            <w:rPr>
+              <w:rFonts w:ascii="Cambria Math" w:hAnsi="Cambria Math"/>
+            </w:rPr>
+            <m:t>s</m:t>
+          </m:r>
+          <m:r>
+            <w:rPr>
+              <w:i/>
+            </w:rPr>
+            <w:br/>
+          </m:r>
+        </m:oMath>
+      </m:oMathPara>
+    </w:p>
+    <w:p>
+      <w:r>
+        <w:t>Gemeten waarde: ≈ 26 µs</w:t>
+      </w:r>
+      <w:r>
+        <w:br/>
+        <w:t>→ Correct binnen tolerantie.</w:t>
+      </w:r>
+    </w:p>
+    <w:p>
+      <w:r>
+        <w:pict w14:anchorId="5A831204">
+          <v:rect id="_x0000_i1118" style="width:0;height:1.5pt" o:hralign="center" o:hrstd="t" o:hr="t" fillcolor="#a0a0a0" stroked="f"/>
+        </w:pict>
+      </w:r>
+    </w:p>
+    <w:p>
+      <w:pPr>
+        <w:rPr>
+          <w:b/>
+          <w:bCs/>
+        </w:rPr>
+      </w:pPr>
+      <w:r>
+        <w:rPr>
+          <w:b/>
+          <w:bCs/>
+        </w:rPr>
+        <w:t>4.2 Duty Cycle meting</w:t>
+      </w:r>
+    </w:p>
+    <w:p>
+      <w:r>
+        <w:t>De duty cycle werd gemeten op 25%.</w:t>
+      </w:r>
+    </w:p>
+    <w:p>
+      <w:r>
+        <w:t>Bij een periode van 26 µs betekent dit:</w:t>
+      </w:r>
+    </w:p>
+    <w:p>
+      <w:pPr>
+        <w:numPr>
+          <w:ilvl w:val="0"/>
+          <w:numId w:val="10"/>
+        </w:numPr>
+      </w:pPr>
+      <w:r>
+        <w:t>Hoogtijd ≈ 6,5 µs</w:t>
+      </w:r>
+    </w:p>
+    <w:p>
+      <w:pPr>
+        <w:numPr>
+          <w:ilvl w:val="0"/>
+          <w:numId w:val="10"/>
+        </w:numPr>
+      </w:pPr>
+      <w:r>
+        <w:t>Laagtijd ≈ 19,5 µs</w:t>
+      </w:r>
+    </w:p>
+    <w:p>
+      <w:r>
+        <w:t>Dit komt overeen met de configuratie van de timer.</w:t>
+      </w:r>
+    </w:p>
+    <w:p>
+      <w:r>
+        <w:pict w14:anchorId="715705E8">
+          <v:rect id="_x0000_i1119" style="width:0;height:1.5pt" o:hralign="center" o:hrstd="t" o:hr="t" fillcolor="#a0a0a0" stroked="f"/>
+        </w:pict>
+      </w:r>
+    </w:p>
+    <w:p>
+      <w:pPr>
+        <w:rPr>
+          <w:b/>
+          <w:bCs/>
+        </w:rPr>
+      </w:pPr>
+      <w:r>
+        <w:rPr>
+          <w:b/>
+          <w:bCs/>
+        </w:rPr>
+        <w:lastRenderedPageBreak/>
+        <w:t>4.3 RC5 bitstructuur</w:t>
+      </w:r>
+    </w:p>
+    <w:p>
+      <w:r>
+        <w:t>Bij het verzenden van een frame werd het volgende waargenomen:</w:t>
+      </w:r>
+    </w:p>
+    <w:p>
+      <w:pPr>
+        <w:numPr>
+          <w:ilvl w:val="0"/>
+          <w:numId w:val="11"/>
+        </w:numPr>
+      </w:pPr>
+      <w:r>
+        <w:t>Reeks bursts van 38 kHz</w:t>
+      </w:r>
+    </w:p>
+    <w:p>
+      <w:pPr>
+        <w:numPr>
+          <w:ilvl w:val="0"/>
+          <w:numId w:val="11"/>
+        </w:numPr>
+      </w:pPr>
+      <w:r>
+        <w:t>Stilteperiodes tussen de bursts</w:t>
+      </w:r>
+    </w:p>
+    <w:p>
+      <w:pPr>
+        <w:numPr>
+          <w:ilvl w:val="0"/>
+          <w:numId w:val="11"/>
+        </w:numPr>
+      </w:pPr>
+      <w:r>
+        <w:t>Bitduur ≈ 1,78 ms</w:t>
+      </w:r>
+    </w:p>
+    <w:p>
+      <w:pPr>
+        <w:numPr>
+          <w:ilvl w:val="0"/>
+          <w:numId w:val="11"/>
+        </w:numPr>
+      </w:pPr>
+      <w:r>
+        <w:t>Manchester-overgangen duidelijk zichtbaar</w:t>
+      </w:r>
+    </w:p>
+    <w:p>
+      <w:r>
+        <w:t>De bits kunnen worden aangeduid op het oscilloscoopbeeld door de middenovergangen per bitperiode te markeren.</w:t>
+      </w:r>
+    </w:p>
+    <w:p>
+      <w:r>
+        <w:pict w14:anchorId="328A890C">
+          <v:rect id="_x0000_i1120" style="width:0;height:1.5pt" o:hralign="center" o:hrstd="t" o:hr="t" fillcolor="#a0a0a0" stroked="f"/>
+        </w:pict>
+      </w:r>
+    </w:p>
+    <w:p>
+      <w:pPr>
+        <w:rPr>
+          <w:b/>
+          <w:bCs/>
+        </w:rPr>
+      </w:pPr>
+      <w:r>
+        <w:rPr>
+          <w:b/>
+          <w:bCs/>
+        </w:rPr>
+        <w:t>4.4 Functionele test</w:t>
+      </w:r>
+    </w:p>
+    <w:p>
+      <w:r>
+        <w:t>Bij het indrukken van de knop:</w:t>
+      </w:r>
+    </w:p>
+    <w:p>
+      <w:pPr>
+        <w:numPr>
+          <w:ilvl w:val="0"/>
+          <w:numId w:val="12"/>
+        </w:numPr>
+      </w:pPr>
+      <w:r>
+        <w:t>IR LED knippert</w:t>
+      </w:r>
+    </w:p>
+    <w:p>
+      <w:pPr>
+        <w:numPr>
+          <w:ilvl w:val="0"/>
+          <w:numId w:val="12"/>
+        </w:numPr>
+      </w:pPr>
+      <w:r>
+        <w:t>Draaggolf verschijnt enkel tijdens transmissie</w:t>
+      </w:r>
+    </w:p>
+    <w:p>
+      <w:pPr>
+        <w:numPr>
+          <w:ilvl w:val="0"/>
+          <w:numId w:val="12"/>
+        </w:numPr>
+      </w:pPr>
+      <w:r>
+        <w:t>Correct RC5 patroon zichtbaar</w:t>
+      </w:r>
+    </w:p>
+    <w:p>
+      <w:r>
+        <w:t>De zender functioneert correct.</w:t>
+      </w:r>
+    </w:p>
+    <w:p>
+      <w:r>
+        <w:pict w14:anchorId="07B85D44">
+          <v:rect id="_x0000_i1121" style="width:0;height:1.5pt" o:hralign="center" o:hrstd="t" o:hr="t" fillcolor="#a0a0a0" stroked="f"/>
+        </w:pict>
+      </w:r>
+    </w:p>
+    <w:p>
+      <w:pPr>
+        <w:rPr>
+          <w:b/>
+          <w:bCs/>
+        </w:rPr>
+      </w:pPr>
+      <w:r>
+        <w:rPr>
+          <w:b/>
+          <w:bCs/>
+        </w:rPr>
+        <w:t>5. Analyse</w:t>
+      </w:r>
+    </w:p>
+    <w:p>
+      <w:r>
+        <w:t xml:space="preserve">De implementatie volgt correct de richtlijnen uit AN4834 </w:t>
+      </w:r>
+    </w:p>
+    <w:p>
+      <w:r>
+        <w:t>an4834-implementation-of-transm…</w:t>
+      </w:r>
+    </w:p>
+    <w:p>
+      <w:r>
+        <w:t>.</w:t>
+      </w:r>
+    </w:p>
+    <w:p>
+      <w:r>
+        <w:t>Belangrijke aandachtspunten:</w:t>
+      </w:r>
+    </w:p>
+    <w:p>
+      <w:pPr>
+        <w:numPr>
+          <w:ilvl w:val="0"/>
+          <w:numId w:val="13"/>
+        </w:numPr>
+      </w:pPr>
+      <w:r>
+        <w:t>Correcte timerconfiguratie is cruciaal</w:t>
+      </w:r>
+    </w:p>
+    <w:p>
+      <w:pPr>
+        <w:numPr>
+          <w:ilvl w:val="0"/>
+          <w:numId w:val="13"/>
+        </w:numPr>
+      </w:pPr>
+      <w:r>
+        <w:t>Duty cycle beïnvloedt zendbereik</w:t>
+      </w:r>
+    </w:p>
+    <w:p>
+      <w:pPr>
+        <w:numPr>
+          <w:ilvl w:val="0"/>
+          <w:numId w:val="13"/>
+        </w:numPr>
+      </w:pPr>
+      <w:r>
+        <w:t>Manchester-codering vereist nauwkeurige timing</w:t>
+      </w:r>
+    </w:p>
+    <w:p>
+      <w:pPr>
+        <w:numPr>
+          <w:ilvl w:val="0"/>
+          <w:numId w:val="13"/>
+        </w:numPr>
+      </w:pPr>
+      <w:r>
+        <w:t>38 kHz is compatibel met TSOP4838 ontvangers</w:t>
+      </w:r>
+    </w:p>
+    <w:p>
+      <w:r>
+        <w:t>Het systeem werkt stabiel en produceert reproduceerbare signalen.</w:t>
+      </w:r>
+    </w:p>
+    <w:p>
+      <w:r>
+        <w:pict w14:anchorId="46DEAD41">
+          <v:rect id="_x0000_i1122" style="width:0;height:1.5pt" o:hralign="center" o:hrstd="t" o:hr="t" fillcolor="#a0a0a0" stroked="f"/>
+        </w:pict>
+      </w:r>
+    </w:p>
+    <w:p>
+      <w:pPr>
+        <w:rPr>
+          <w:b/>
+          <w:bCs/>
+        </w:rPr>
+      </w:pPr>
+      <w:r>
+        <w:rPr>
+          <w:b/>
+          <w:bCs/>
+        </w:rPr>
+        <w:t>6. Conclusie</w:t>
+      </w:r>
+    </w:p>
+    <w:p>
+      <w:r>
+        <w:t>In deze fase werd succesvol een IR-transmitter gerealiseerd met:</w:t>
+      </w:r>
+    </w:p>
+    <w:p>
+      <w:pPr>
+        <w:numPr>
+          <w:ilvl w:val="0"/>
+          <w:numId w:val="14"/>
+        </w:numPr>
+      </w:pPr>
+      <w:r>
+        <w:t>38 kHz draagfrequentie</w:t>
+      </w:r>
+    </w:p>
+    <w:p>
+      <w:pPr>
+        <w:numPr>
+          <w:ilvl w:val="0"/>
+          <w:numId w:val="14"/>
+        </w:numPr>
+      </w:pPr>
+      <w:r>
+        <w:t>25% duty cycle</w:t>
+      </w:r>
+    </w:p>
+    <w:p>
+      <w:pPr>
+        <w:numPr>
+          <w:ilvl w:val="0"/>
+          <w:numId w:val="14"/>
+        </w:numPr>
+      </w:pPr>
+      <w:r>
+        <w:lastRenderedPageBreak/>
+        <w:t>Correcte RC5 Manchester-codering</w:t>
+      </w:r>
+    </w:p>
+    <w:p>
+      <w:pPr>
+        <w:numPr>
+          <w:ilvl w:val="0"/>
+          <w:numId w:val="14"/>
+        </w:numPr>
+      </w:pPr>
+      <w:r>
+        <w:t>Functionele hardware-implementatie</w:t>
+      </w:r>
+    </w:p>
+    <w:p>
+      <w:r>
+        <w:t>De STM32L432KC blijkt geschikt voor IR-toepassingen dankzij de combinatie van timers voor carrier en envelop.</w:t>
+      </w:r>
+    </w:p>
+    <w:p>
+      <w:r>
+        <w:t>Deze implementatie vormt de basis voor fase 2, waarin de IR-ontvanger zal worden toegevoegd en het volledige LaserTag-systeem operationeel wordt.</w:t>
+      </w:r>
+    </w:p>
+    <w:p/>
     <w:sectPr>
       <w:pgSz w:w="11906" w:h="16838"/>
       <w:pgMar w:top="1440" w:right="1440" w:bottom="1440" w:left="1440" w:header="708" w:footer="708" w:gutter="0"/>
@@ -80,6 +1801,2071 @@
     </w:sectPr>
   </w:body>
 </w:document>
+</file>
+
+<file path=word/numbering.xml><?xml version="1.0" encoding="utf-8"?>
+<w:numbering xmlns:wpc="http://schemas.microsoft.com/office/word/2010/wordprocessingCanvas" xmlns:cx="http://schemas.microsoft.com/office/drawing/2014/chartex" xmlns:cx1="http://schemas.microsoft.com/office/drawing/2015/9/8/chartex" xmlns:cx2="http://schemas.microsoft.com/office/drawing/2015/10/21/chartex" xmlns:cx3="http://schemas.microsoft.com/office/drawing/2016/5/9/chartex" xmlns:cx4="http://schemas.microsoft.com/office/drawing/2016/5/10/chartex" xmlns:cx5="http://schemas.microsoft.com/office/drawing/2016/5/11/chartex" xmlns:cx6="http://schemas.microsoft.com/office/drawing/2016/5/12/chartex" xmlns:cx7="http://schemas.microsoft.com/office/drawing/2016/5/13/chartex" xmlns:cx8="http://schemas.microsoft.com/office/drawing/2016/5/14/chartex" xmlns:mc="http://schemas.openxmlformats.org/markup-compatibility/2006" xmlns:aink="http://schemas.microsoft.com/office/drawing/2016/ink" xmlns:am3d="http://schemas.microsoft.com/office/drawing/2017/model3d" xmlns:o="urn:schemas-microsoft-com:office:office" xmlns:oel="http://schemas.microsoft.com/office/2019/extlst" xmlns:r="http://schemas.openxmlformats.org/officeDocument/2006/relationships" xmlns:m="http://schemas.openxmlformats.org/officeDocument/2006/math" xmlns:v="urn:schemas-microsoft-com:vml" xmlns:wp14="http://schemas.microsoft.com/office/word/2010/wordprocessingDrawing" xmlns:wp="http://schemas.openxmlformats.org/drawingml/2006/wordprocessingDrawing" xmlns:w10="urn:schemas-microsoft-com:office:word" xmlns:w="http://schemas.openxmlformats.org/wordprocessingml/2006/main" xmlns:w14="http://schemas.microsoft.com/office/word/2010/wordml" xmlns:w15="http://schemas.microsoft.com/office/word/2012/wordml" xmlns:w16cex="http://schemas.microsoft.com/office/word/2018/wordml/cex" xmlns:w16cid="http://schemas.microsoft.com/office/word/2016/wordml/cid" xmlns:w16="http://schemas.microsoft.com/office/word/2018/wordml" xmlns:w16du="http://schemas.microsoft.com/office/word/2023/wordml/word16du" xmlns:w16sdtdh="http://schemas.microsoft.com/office/word/2020/wordml/sdtdatahash" xmlns:w16sdtfl="http://schemas.microsoft.com/office/word/2024/wordml/sdtformatlock" xmlns:w16se="http://schemas.microsoft.com/office/word/2015/wordml/symex" xmlns:wpg="http://schemas.microsoft.com/office/word/2010/wordprocessingGroup" xmlns:wpi="http://schemas.microsoft.com/office/word/2010/wordprocessingInk" xmlns:wne="http://schemas.microsoft.com/office/word/2006/wordml" xmlns:wps="http://schemas.microsoft.com/office/word/2010/wordprocessingShape" mc:Ignorable="w14 w15 w16se w16cid w16 w16cex w16sdtdh w16sdtfl w16du wp14">
+  <w:abstractNum w:abstractNumId="0" w15:restartNumberingAfterBreak="0">
+    <w:nsid w:val="0A405A89"/>
+    <w:multiLevelType w:val="multilevel"/>
+    <w:tmpl w:val="FC9EF094"/>
+    <w:lvl w:ilvl="0">
+      <w:start w:val="1"/>
+      <w:numFmt w:val="decimal"/>
+      <w:lvlText w:val="%1."/>
+      <w:lvlJc w:val="left"/>
+      <w:pPr>
+        <w:tabs>
+          <w:tab w:val="num" w:pos="720"/>
+        </w:tabs>
+        <w:ind w:left="720" w:hanging="360"/>
+      </w:pPr>
+    </w:lvl>
+    <w:lvl w:ilvl="1" w:tentative="1">
+      <w:start w:val="1"/>
+      <w:numFmt w:val="decimal"/>
+      <w:lvlText w:val="%2."/>
+      <w:lvlJc w:val="left"/>
+      <w:pPr>
+        <w:tabs>
+          <w:tab w:val="num" w:pos="1440"/>
+        </w:tabs>
+        <w:ind w:left="1440" w:hanging="360"/>
+      </w:pPr>
+    </w:lvl>
+    <w:lvl w:ilvl="2" w:tentative="1">
+      <w:start w:val="1"/>
+      <w:numFmt w:val="decimal"/>
+      <w:lvlText w:val="%3."/>
+      <w:lvlJc w:val="left"/>
+      <w:pPr>
+        <w:tabs>
+          <w:tab w:val="num" w:pos="2160"/>
+        </w:tabs>
+        <w:ind w:left="2160" w:hanging="360"/>
+      </w:pPr>
+    </w:lvl>
+    <w:lvl w:ilvl="3" w:tentative="1">
+      <w:start w:val="1"/>
+      <w:numFmt w:val="decimal"/>
+      <w:lvlText w:val="%4."/>
+      <w:lvlJc w:val="left"/>
+      <w:pPr>
+        <w:tabs>
+          <w:tab w:val="num" w:pos="2880"/>
+        </w:tabs>
+        <w:ind w:left="2880" w:hanging="360"/>
+      </w:pPr>
+    </w:lvl>
+    <w:lvl w:ilvl="4" w:tentative="1">
+      <w:start w:val="1"/>
+      <w:numFmt w:val="decimal"/>
+      <w:lvlText w:val="%5."/>
+      <w:lvlJc w:val="left"/>
+      <w:pPr>
+        <w:tabs>
+          <w:tab w:val="num" w:pos="3600"/>
+        </w:tabs>
+        <w:ind w:left="3600" w:hanging="360"/>
+      </w:pPr>
+    </w:lvl>
+    <w:lvl w:ilvl="5" w:tentative="1">
+      <w:start w:val="1"/>
+      <w:numFmt w:val="decimal"/>
+      <w:lvlText w:val="%6."/>
+      <w:lvlJc w:val="left"/>
+      <w:pPr>
+        <w:tabs>
+          <w:tab w:val="num" w:pos="4320"/>
+        </w:tabs>
+        <w:ind w:left="4320" w:hanging="360"/>
+      </w:pPr>
+    </w:lvl>
+    <w:lvl w:ilvl="6" w:tentative="1">
+      <w:start w:val="1"/>
+      <w:numFmt w:val="decimal"/>
+      <w:lvlText w:val="%7."/>
+      <w:lvlJc w:val="left"/>
+      <w:pPr>
+        <w:tabs>
+          <w:tab w:val="num" w:pos="5040"/>
+        </w:tabs>
+        <w:ind w:left="5040" w:hanging="360"/>
+      </w:pPr>
+    </w:lvl>
+    <w:lvl w:ilvl="7" w:tentative="1">
+      <w:start w:val="1"/>
+      <w:numFmt w:val="decimal"/>
+      <w:lvlText w:val="%8."/>
+      <w:lvlJc w:val="left"/>
+      <w:pPr>
+        <w:tabs>
+          <w:tab w:val="num" w:pos="5760"/>
+        </w:tabs>
+        <w:ind w:left="5760" w:hanging="360"/>
+      </w:pPr>
+    </w:lvl>
+    <w:lvl w:ilvl="8" w:tentative="1">
+      <w:start w:val="1"/>
+      <w:numFmt w:val="decimal"/>
+      <w:lvlText w:val="%9."/>
+      <w:lvlJc w:val="left"/>
+      <w:pPr>
+        <w:tabs>
+          <w:tab w:val="num" w:pos="6480"/>
+        </w:tabs>
+        <w:ind w:left="6480" w:hanging="360"/>
+      </w:pPr>
+    </w:lvl>
+  </w:abstractNum>
+  <w:abstractNum w:abstractNumId="1" w15:restartNumberingAfterBreak="0">
+    <w:nsid w:val="0AA22250"/>
+    <w:multiLevelType w:val="multilevel"/>
+    <w:tmpl w:val="0792BAA0"/>
+    <w:lvl w:ilvl="0">
+      <w:start w:val="1"/>
+      <w:numFmt w:val="bullet"/>
+      <w:lvlText w:val=""/>
+      <w:lvlJc w:val="left"/>
+      <w:pPr>
+        <w:tabs>
+          <w:tab w:val="num" w:pos="720"/>
+        </w:tabs>
+        <w:ind w:left="720" w:hanging="360"/>
+      </w:pPr>
+      <w:rPr>
+        <w:rFonts w:ascii="Symbol" w:hAnsi="Symbol" w:hint="default"/>
+        <w:sz w:val="20"/>
+      </w:rPr>
+    </w:lvl>
+    <w:lvl w:ilvl="1" w:tentative="1">
+      <w:start w:val="1"/>
+      <w:numFmt w:val="bullet"/>
+      <w:lvlText w:val="o"/>
+      <w:lvlJc w:val="left"/>
+      <w:pPr>
+        <w:tabs>
+          <w:tab w:val="num" w:pos="1440"/>
+        </w:tabs>
+        <w:ind w:left="1440" w:hanging="360"/>
+      </w:pPr>
+      <w:rPr>
+        <w:rFonts w:ascii="Courier New" w:hAnsi="Courier New" w:hint="default"/>
+        <w:sz w:val="20"/>
+      </w:rPr>
+    </w:lvl>
+    <w:lvl w:ilvl="2" w:tentative="1">
+      <w:start w:val="1"/>
+      <w:numFmt w:val="bullet"/>
+      <w:lvlText w:val=""/>
+      <w:lvlJc w:val="left"/>
+      <w:pPr>
+        <w:tabs>
+          <w:tab w:val="num" w:pos="2160"/>
+        </w:tabs>
+        <w:ind w:left="2160" w:hanging="360"/>
+      </w:pPr>
+      <w:rPr>
+        <w:rFonts w:ascii="Wingdings" w:hAnsi="Wingdings" w:hint="default"/>
+        <w:sz w:val="20"/>
+      </w:rPr>
+    </w:lvl>
+    <w:lvl w:ilvl="3" w:tentative="1">
+      <w:start w:val="1"/>
+      <w:numFmt w:val="bullet"/>
+      <w:lvlText w:val=""/>
+      <w:lvlJc w:val="left"/>
+      <w:pPr>
+        <w:tabs>
+          <w:tab w:val="num" w:pos="2880"/>
+        </w:tabs>
+        <w:ind w:left="2880" w:hanging="360"/>
+      </w:pPr>
+      <w:rPr>
+        <w:rFonts w:ascii="Wingdings" w:hAnsi="Wingdings" w:hint="default"/>
+        <w:sz w:val="20"/>
+      </w:rPr>
+    </w:lvl>
+    <w:lvl w:ilvl="4" w:tentative="1">
+      <w:start w:val="1"/>
+      <w:numFmt w:val="bullet"/>
+      <w:lvlText w:val=""/>
+      <w:lvlJc w:val="left"/>
+      <w:pPr>
+        <w:tabs>
+          <w:tab w:val="num" w:pos="3600"/>
+        </w:tabs>
+        <w:ind w:left="3600" w:hanging="360"/>
+      </w:pPr>
+      <w:rPr>
+        <w:rFonts w:ascii="Wingdings" w:hAnsi="Wingdings" w:hint="default"/>
+        <w:sz w:val="20"/>
+      </w:rPr>
+    </w:lvl>
+    <w:lvl w:ilvl="5" w:tentative="1">
+      <w:start w:val="1"/>
+      <w:numFmt w:val="bullet"/>
+      <w:lvlText w:val=""/>
+      <w:lvlJc w:val="left"/>
+      <w:pPr>
+        <w:tabs>
+          <w:tab w:val="num" w:pos="4320"/>
+        </w:tabs>
+        <w:ind w:left="4320" w:hanging="360"/>
+      </w:pPr>
+      <w:rPr>
+        <w:rFonts w:ascii="Wingdings" w:hAnsi="Wingdings" w:hint="default"/>
+        <w:sz w:val="20"/>
+      </w:rPr>
+    </w:lvl>
+    <w:lvl w:ilvl="6" w:tentative="1">
+      <w:start w:val="1"/>
+      <w:numFmt w:val="bullet"/>
+      <w:lvlText w:val=""/>
+      <w:lvlJc w:val="left"/>
+      <w:pPr>
+        <w:tabs>
+          <w:tab w:val="num" w:pos="5040"/>
+        </w:tabs>
+        <w:ind w:left="5040" w:hanging="360"/>
+      </w:pPr>
+      <w:rPr>
+        <w:rFonts w:ascii="Wingdings" w:hAnsi="Wingdings" w:hint="default"/>
+        <w:sz w:val="20"/>
+      </w:rPr>
+    </w:lvl>
+    <w:lvl w:ilvl="7" w:tentative="1">
+      <w:start w:val="1"/>
+      <w:numFmt w:val="bullet"/>
+      <w:lvlText w:val=""/>
+      <w:lvlJc w:val="left"/>
+      <w:pPr>
+        <w:tabs>
+          <w:tab w:val="num" w:pos="5760"/>
+        </w:tabs>
+        <w:ind w:left="5760" w:hanging="360"/>
+      </w:pPr>
+      <w:rPr>
+        <w:rFonts w:ascii="Wingdings" w:hAnsi="Wingdings" w:hint="default"/>
+        <w:sz w:val="20"/>
+      </w:rPr>
+    </w:lvl>
+    <w:lvl w:ilvl="8" w:tentative="1">
+      <w:start w:val="1"/>
+      <w:numFmt w:val="bullet"/>
+      <w:lvlText w:val=""/>
+      <w:lvlJc w:val="left"/>
+      <w:pPr>
+        <w:tabs>
+          <w:tab w:val="num" w:pos="6480"/>
+        </w:tabs>
+        <w:ind w:left="6480" w:hanging="360"/>
+      </w:pPr>
+      <w:rPr>
+        <w:rFonts w:ascii="Wingdings" w:hAnsi="Wingdings" w:hint="default"/>
+        <w:sz w:val="20"/>
+      </w:rPr>
+    </w:lvl>
+  </w:abstractNum>
+  <w:abstractNum w:abstractNumId="2" w15:restartNumberingAfterBreak="0">
+    <w:nsid w:val="147E4BF2"/>
+    <w:multiLevelType w:val="multilevel"/>
+    <w:tmpl w:val="8A5A2680"/>
+    <w:lvl w:ilvl="0">
+      <w:start w:val="1"/>
+      <w:numFmt w:val="bullet"/>
+      <w:lvlText w:val=""/>
+      <w:lvlJc w:val="left"/>
+      <w:pPr>
+        <w:tabs>
+          <w:tab w:val="num" w:pos="720"/>
+        </w:tabs>
+        <w:ind w:left="720" w:hanging="360"/>
+      </w:pPr>
+      <w:rPr>
+        <w:rFonts w:ascii="Symbol" w:hAnsi="Symbol" w:hint="default"/>
+        <w:sz w:val="20"/>
+      </w:rPr>
+    </w:lvl>
+    <w:lvl w:ilvl="1" w:tentative="1">
+      <w:start w:val="1"/>
+      <w:numFmt w:val="bullet"/>
+      <w:lvlText w:val="o"/>
+      <w:lvlJc w:val="left"/>
+      <w:pPr>
+        <w:tabs>
+          <w:tab w:val="num" w:pos="1440"/>
+        </w:tabs>
+        <w:ind w:left="1440" w:hanging="360"/>
+      </w:pPr>
+      <w:rPr>
+        <w:rFonts w:ascii="Courier New" w:hAnsi="Courier New" w:hint="default"/>
+        <w:sz w:val="20"/>
+      </w:rPr>
+    </w:lvl>
+    <w:lvl w:ilvl="2" w:tentative="1">
+      <w:start w:val="1"/>
+      <w:numFmt w:val="bullet"/>
+      <w:lvlText w:val=""/>
+      <w:lvlJc w:val="left"/>
+      <w:pPr>
+        <w:tabs>
+          <w:tab w:val="num" w:pos="2160"/>
+        </w:tabs>
+        <w:ind w:left="2160" w:hanging="360"/>
+      </w:pPr>
+      <w:rPr>
+        <w:rFonts w:ascii="Wingdings" w:hAnsi="Wingdings" w:hint="default"/>
+        <w:sz w:val="20"/>
+      </w:rPr>
+    </w:lvl>
+    <w:lvl w:ilvl="3" w:tentative="1">
+      <w:start w:val="1"/>
+      <w:numFmt w:val="bullet"/>
+      <w:lvlText w:val=""/>
+      <w:lvlJc w:val="left"/>
+      <w:pPr>
+        <w:tabs>
+          <w:tab w:val="num" w:pos="2880"/>
+        </w:tabs>
+        <w:ind w:left="2880" w:hanging="360"/>
+      </w:pPr>
+      <w:rPr>
+        <w:rFonts w:ascii="Wingdings" w:hAnsi="Wingdings" w:hint="default"/>
+        <w:sz w:val="20"/>
+      </w:rPr>
+    </w:lvl>
+    <w:lvl w:ilvl="4" w:tentative="1">
+      <w:start w:val="1"/>
+      <w:numFmt w:val="bullet"/>
+      <w:lvlText w:val=""/>
+      <w:lvlJc w:val="left"/>
+      <w:pPr>
+        <w:tabs>
+          <w:tab w:val="num" w:pos="3600"/>
+        </w:tabs>
+        <w:ind w:left="3600" w:hanging="360"/>
+      </w:pPr>
+      <w:rPr>
+        <w:rFonts w:ascii="Wingdings" w:hAnsi="Wingdings" w:hint="default"/>
+        <w:sz w:val="20"/>
+      </w:rPr>
+    </w:lvl>
+    <w:lvl w:ilvl="5" w:tentative="1">
+      <w:start w:val="1"/>
+      <w:numFmt w:val="bullet"/>
+      <w:lvlText w:val=""/>
+      <w:lvlJc w:val="left"/>
+      <w:pPr>
+        <w:tabs>
+          <w:tab w:val="num" w:pos="4320"/>
+        </w:tabs>
+        <w:ind w:left="4320" w:hanging="360"/>
+      </w:pPr>
+      <w:rPr>
+        <w:rFonts w:ascii="Wingdings" w:hAnsi="Wingdings" w:hint="default"/>
+        <w:sz w:val="20"/>
+      </w:rPr>
+    </w:lvl>
+    <w:lvl w:ilvl="6" w:tentative="1">
+      <w:start w:val="1"/>
+      <w:numFmt w:val="bullet"/>
+      <w:lvlText w:val=""/>
+      <w:lvlJc w:val="left"/>
+      <w:pPr>
+        <w:tabs>
+          <w:tab w:val="num" w:pos="5040"/>
+        </w:tabs>
+        <w:ind w:left="5040" w:hanging="360"/>
+      </w:pPr>
+      <w:rPr>
+        <w:rFonts w:ascii="Wingdings" w:hAnsi="Wingdings" w:hint="default"/>
+        <w:sz w:val="20"/>
+      </w:rPr>
+    </w:lvl>
+    <w:lvl w:ilvl="7" w:tentative="1">
+      <w:start w:val="1"/>
+      <w:numFmt w:val="bullet"/>
+      <w:lvlText w:val=""/>
+      <w:lvlJc w:val="left"/>
+      <w:pPr>
+        <w:tabs>
+          <w:tab w:val="num" w:pos="5760"/>
+        </w:tabs>
+        <w:ind w:left="5760" w:hanging="360"/>
+      </w:pPr>
+      <w:rPr>
+        <w:rFonts w:ascii="Wingdings" w:hAnsi="Wingdings" w:hint="default"/>
+        <w:sz w:val="20"/>
+      </w:rPr>
+    </w:lvl>
+    <w:lvl w:ilvl="8" w:tentative="1">
+      <w:start w:val="1"/>
+      <w:numFmt w:val="bullet"/>
+      <w:lvlText w:val=""/>
+      <w:lvlJc w:val="left"/>
+      <w:pPr>
+        <w:tabs>
+          <w:tab w:val="num" w:pos="6480"/>
+        </w:tabs>
+        <w:ind w:left="6480" w:hanging="360"/>
+      </w:pPr>
+      <w:rPr>
+        <w:rFonts w:ascii="Wingdings" w:hAnsi="Wingdings" w:hint="default"/>
+        <w:sz w:val="20"/>
+      </w:rPr>
+    </w:lvl>
+  </w:abstractNum>
+  <w:abstractNum w:abstractNumId="3" w15:restartNumberingAfterBreak="0">
+    <w:nsid w:val="1E8C286B"/>
+    <w:multiLevelType w:val="multilevel"/>
+    <w:tmpl w:val="B1F6B044"/>
+    <w:lvl w:ilvl="0">
+      <w:start w:val="1"/>
+      <w:numFmt w:val="bullet"/>
+      <w:lvlText w:val=""/>
+      <w:lvlJc w:val="left"/>
+      <w:pPr>
+        <w:tabs>
+          <w:tab w:val="num" w:pos="720"/>
+        </w:tabs>
+        <w:ind w:left="720" w:hanging="360"/>
+      </w:pPr>
+      <w:rPr>
+        <w:rFonts w:ascii="Symbol" w:hAnsi="Symbol" w:hint="default"/>
+        <w:sz w:val="20"/>
+      </w:rPr>
+    </w:lvl>
+    <w:lvl w:ilvl="1" w:tentative="1">
+      <w:start w:val="1"/>
+      <w:numFmt w:val="bullet"/>
+      <w:lvlText w:val="o"/>
+      <w:lvlJc w:val="left"/>
+      <w:pPr>
+        <w:tabs>
+          <w:tab w:val="num" w:pos="1440"/>
+        </w:tabs>
+        <w:ind w:left="1440" w:hanging="360"/>
+      </w:pPr>
+      <w:rPr>
+        <w:rFonts w:ascii="Courier New" w:hAnsi="Courier New" w:hint="default"/>
+        <w:sz w:val="20"/>
+      </w:rPr>
+    </w:lvl>
+    <w:lvl w:ilvl="2" w:tentative="1">
+      <w:start w:val="1"/>
+      <w:numFmt w:val="bullet"/>
+      <w:lvlText w:val=""/>
+      <w:lvlJc w:val="left"/>
+      <w:pPr>
+        <w:tabs>
+          <w:tab w:val="num" w:pos="2160"/>
+        </w:tabs>
+        <w:ind w:left="2160" w:hanging="360"/>
+      </w:pPr>
+      <w:rPr>
+        <w:rFonts w:ascii="Wingdings" w:hAnsi="Wingdings" w:hint="default"/>
+        <w:sz w:val="20"/>
+      </w:rPr>
+    </w:lvl>
+    <w:lvl w:ilvl="3" w:tentative="1">
+      <w:start w:val="1"/>
+      <w:numFmt w:val="bullet"/>
+      <w:lvlText w:val=""/>
+      <w:lvlJc w:val="left"/>
+      <w:pPr>
+        <w:tabs>
+          <w:tab w:val="num" w:pos="2880"/>
+        </w:tabs>
+        <w:ind w:left="2880" w:hanging="360"/>
+      </w:pPr>
+      <w:rPr>
+        <w:rFonts w:ascii="Wingdings" w:hAnsi="Wingdings" w:hint="default"/>
+        <w:sz w:val="20"/>
+      </w:rPr>
+    </w:lvl>
+    <w:lvl w:ilvl="4" w:tentative="1">
+      <w:start w:val="1"/>
+      <w:numFmt w:val="bullet"/>
+      <w:lvlText w:val=""/>
+      <w:lvlJc w:val="left"/>
+      <w:pPr>
+        <w:tabs>
+          <w:tab w:val="num" w:pos="3600"/>
+        </w:tabs>
+        <w:ind w:left="3600" w:hanging="360"/>
+      </w:pPr>
+      <w:rPr>
+        <w:rFonts w:ascii="Wingdings" w:hAnsi="Wingdings" w:hint="default"/>
+        <w:sz w:val="20"/>
+      </w:rPr>
+    </w:lvl>
+    <w:lvl w:ilvl="5" w:tentative="1">
+      <w:start w:val="1"/>
+      <w:numFmt w:val="bullet"/>
+      <w:lvlText w:val=""/>
+      <w:lvlJc w:val="left"/>
+      <w:pPr>
+        <w:tabs>
+          <w:tab w:val="num" w:pos="4320"/>
+        </w:tabs>
+        <w:ind w:left="4320" w:hanging="360"/>
+      </w:pPr>
+      <w:rPr>
+        <w:rFonts w:ascii="Wingdings" w:hAnsi="Wingdings" w:hint="default"/>
+        <w:sz w:val="20"/>
+      </w:rPr>
+    </w:lvl>
+    <w:lvl w:ilvl="6" w:tentative="1">
+      <w:start w:val="1"/>
+      <w:numFmt w:val="bullet"/>
+      <w:lvlText w:val=""/>
+      <w:lvlJc w:val="left"/>
+      <w:pPr>
+        <w:tabs>
+          <w:tab w:val="num" w:pos="5040"/>
+        </w:tabs>
+        <w:ind w:left="5040" w:hanging="360"/>
+      </w:pPr>
+      <w:rPr>
+        <w:rFonts w:ascii="Wingdings" w:hAnsi="Wingdings" w:hint="default"/>
+        <w:sz w:val="20"/>
+      </w:rPr>
+    </w:lvl>
+    <w:lvl w:ilvl="7" w:tentative="1">
+      <w:start w:val="1"/>
+      <w:numFmt w:val="bullet"/>
+      <w:lvlText w:val=""/>
+      <w:lvlJc w:val="left"/>
+      <w:pPr>
+        <w:tabs>
+          <w:tab w:val="num" w:pos="5760"/>
+        </w:tabs>
+        <w:ind w:left="5760" w:hanging="360"/>
+      </w:pPr>
+      <w:rPr>
+        <w:rFonts w:ascii="Wingdings" w:hAnsi="Wingdings" w:hint="default"/>
+        <w:sz w:val="20"/>
+      </w:rPr>
+    </w:lvl>
+    <w:lvl w:ilvl="8" w:tentative="1">
+      <w:start w:val="1"/>
+      <w:numFmt w:val="bullet"/>
+      <w:lvlText w:val=""/>
+      <w:lvlJc w:val="left"/>
+      <w:pPr>
+        <w:tabs>
+          <w:tab w:val="num" w:pos="6480"/>
+        </w:tabs>
+        <w:ind w:left="6480" w:hanging="360"/>
+      </w:pPr>
+      <w:rPr>
+        <w:rFonts w:ascii="Wingdings" w:hAnsi="Wingdings" w:hint="default"/>
+        <w:sz w:val="20"/>
+      </w:rPr>
+    </w:lvl>
+  </w:abstractNum>
+  <w:abstractNum w:abstractNumId="4" w15:restartNumberingAfterBreak="0">
+    <w:nsid w:val="229C6892"/>
+    <w:multiLevelType w:val="multilevel"/>
+    <w:tmpl w:val="CFE632E6"/>
+    <w:lvl w:ilvl="0">
+      <w:start w:val="1"/>
+      <w:numFmt w:val="bullet"/>
+      <w:lvlText w:val=""/>
+      <w:lvlJc w:val="left"/>
+      <w:pPr>
+        <w:tabs>
+          <w:tab w:val="num" w:pos="720"/>
+        </w:tabs>
+        <w:ind w:left="720" w:hanging="360"/>
+      </w:pPr>
+      <w:rPr>
+        <w:rFonts w:ascii="Symbol" w:hAnsi="Symbol" w:hint="default"/>
+        <w:sz w:val="20"/>
+      </w:rPr>
+    </w:lvl>
+    <w:lvl w:ilvl="1" w:tentative="1">
+      <w:start w:val="1"/>
+      <w:numFmt w:val="bullet"/>
+      <w:lvlText w:val="o"/>
+      <w:lvlJc w:val="left"/>
+      <w:pPr>
+        <w:tabs>
+          <w:tab w:val="num" w:pos="1440"/>
+        </w:tabs>
+        <w:ind w:left="1440" w:hanging="360"/>
+      </w:pPr>
+      <w:rPr>
+        <w:rFonts w:ascii="Courier New" w:hAnsi="Courier New" w:hint="default"/>
+        <w:sz w:val="20"/>
+      </w:rPr>
+    </w:lvl>
+    <w:lvl w:ilvl="2" w:tentative="1">
+      <w:start w:val="1"/>
+      <w:numFmt w:val="bullet"/>
+      <w:lvlText w:val=""/>
+      <w:lvlJc w:val="left"/>
+      <w:pPr>
+        <w:tabs>
+          <w:tab w:val="num" w:pos="2160"/>
+        </w:tabs>
+        <w:ind w:left="2160" w:hanging="360"/>
+      </w:pPr>
+      <w:rPr>
+        <w:rFonts w:ascii="Wingdings" w:hAnsi="Wingdings" w:hint="default"/>
+        <w:sz w:val="20"/>
+      </w:rPr>
+    </w:lvl>
+    <w:lvl w:ilvl="3" w:tentative="1">
+      <w:start w:val="1"/>
+      <w:numFmt w:val="bullet"/>
+      <w:lvlText w:val=""/>
+      <w:lvlJc w:val="left"/>
+      <w:pPr>
+        <w:tabs>
+          <w:tab w:val="num" w:pos="2880"/>
+        </w:tabs>
+        <w:ind w:left="2880" w:hanging="360"/>
+      </w:pPr>
+      <w:rPr>
+        <w:rFonts w:ascii="Wingdings" w:hAnsi="Wingdings" w:hint="default"/>
+        <w:sz w:val="20"/>
+      </w:rPr>
+    </w:lvl>
+    <w:lvl w:ilvl="4" w:tentative="1">
+      <w:start w:val="1"/>
+      <w:numFmt w:val="bullet"/>
+      <w:lvlText w:val=""/>
+      <w:lvlJc w:val="left"/>
+      <w:pPr>
+        <w:tabs>
+          <w:tab w:val="num" w:pos="3600"/>
+        </w:tabs>
+        <w:ind w:left="3600" w:hanging="360"/>
+      </w:pPr>
+      <w:rPr>
+        <w:rFonts w:ascii="Wingdings" w:hAnsi="Wingdings" w:hint="default"/>
+        <w:sz w:val="20"/>
+      </w:rPr>
+    </w:lvl>
+    <w:lvl w:ilvl="5" w:tentative="1">
+      <w:start w:val="1"/>
+      <w:numFmt w:val="bullet"/>
+      <w:lvlText w:val=""/>
+      <w:lvlJc w:val="left"/>
+      <w:pPr>
+        <w:tabs>
+          <w:tab w:val="num" w:pos="4320"/>
+        </w:tabs>
+        <w:ind w:left="4320" w:hanging="360"/>
+      </w:pPr>
+      <w:rPr>
+        <w:rFonts w:ascii="Wingdings" w:hAnsi="Wingdings" w:hint="default"/>
+        <w:sz w:val="20"/>
+      </w:rPr>
+    </w:lvl>
+    <w:lvl w:ilvl="6" w:tentative="1">
+      <w:start w:val="1"/>
+      <w:numFmt w:val="bullet"/>
+      <w:lvlText w:val=""/>
+      <w:lvlJc w:val="left"/>
+      <w:pPr>
+        <w:tabs>
+          <w:tab w:val="num" w:pos="5040"/>
+        </w:tabs>
+        <w:ind w:left="5040" w:hanging="360"/>
+      </w:pPr>
+      <w:rPr>
+        <w:rFonts w:ascii="Wingdings" w:hAnsi="Wingdings" w:hint="default"/>
+        <w:sz w:val="20"/>
+      </w:rPr>
+    </w:lvl>
+    <w:lvl w:ilvl="7" w:tentative="1">
+      <w:start w:val="1"/>
+      <w:numFmt w:val="bullet"/>
+      <w:lvlText w:val=""/>
+      <w:lvlJc w:val="left"/>
+      <w:pPr>
+        <w:tabs>
+          <w:tab w:val="num" w:pos="5760"/>
+        </w:tabs>
+        <w:ind w:left="5760" w:hanging="360"/>
+      </w:pPr>
+      <w:rPr>
+        <w:rFonts w:ascii="Wingdings" w:hAnsi="Wingdings" w:hint="default"/>
+        <w:sz w:val="20"/>
+      </w:rPr>
+    </w:lvl>
+    <w:lvl w:ilvl="8" w:tentative="1">
+      <w:start w:val="1"/>
+      <w:numFmt w:val="bullet"/>
+      <w:lvlText w:val=""/>
+      <w:lvlJc w:val="left"/>
+      <w:pPr>
+        <w:tabs>
+          <w:tab w:val="num" w:pos="6480"/>
+        </w:tabs>
+        <w:ind w:left="6480" w:hanging="360"/>
+      </w:pPr>
+      <w:rPr>
+        <w:rFonts w:ascii="Wingdings" w:hAnsi="Wingdings" w:hint="default"/>
+        <w:sz w:val="20"/>
+      </w:rPr>
+    </w:lvl>
+  </w:abstractNum>
+  <w:abstractNum w:abstractNumId="5" w15:restartNumberingAfterBreak="0">
+    <w:nsid w:val="2A2923AA"/>
+    <w:multiLevelType w:val="multilevel"/>
+    <w:tmpl w:val="C78AA1C8"/>
+    <w:lvl w:ilvl="0">
+      <w:start w:val="1"/>
+      <w:numFmt w:val="bullet"/>
+      <w:lvlText w:val=""/>
+      <w:lvlJc w:val="left"/>
+      <w:pPr>
+        <w:tabs>
+          <w:tab w:val="num" w:pos="720"/>
+        </w:tabs>
+        <w:ind w:left="720" w:hanging="360"/>
+      </w:pPr>
+      <w:rPr>
+        <w:rFonts w:ascii="Symbol" w:hAnsi="Symbol" w:hint="default"/>
+        <w:sz w:val="20"/>
+      </w:rPr>
+    </w:lvl>
+    <w:lvl w:ilvl="1" w:tentative="1">
+      <w:start w:val="1"/>
+      <w:numFmt w:val="bullet"/>
+      <w:lvlText w:val="o"/>
+      <w:lvlJc w:val="left"/>
+      <w:pPr>
+        <w:tabs>
+          <w:tab w:val="num" w:pos="1440"/>
+        </w:tabs>
+        <w:ind w:left="1440" w:hanging="360"/>
+      </w:pPr>
+      <w:rPr>
+        <w:rFonts w:ascii="Courier New" w:hAnsi="Courier New" w:hint="default"/>
+        <w:sz w:val="20"/>
+      </w:rPr>
+    </w:lvl>
+    <w:lvl w:ilvl="2" w:tentative="1">
+      <w:start w:val="1"/>
+      <w:numFmt w:val="bullet"/>
+      <w:lvlText w:val=""/>
+      <w:lvlJc w:val="left"/>
+      <w:pPr>
+        <w:tabs>
+          <w:tab w:val="num" w:pos="2160"/>
+        </w:tabs>
+        <w:ind w:left="2160" w:hanging="360"/>
+      </w:pPr>
+      <w:rPr>
+        <w:rFonts w:ascii="Wingdings" w:hAnsi="Wingdings" w:hint="default"/>
+        <w:sz w:val="20"/>
+      </w:rPr>
+    </w:lvl>
+    <w:lvl w:ilvl="3" w:tentative="1">
+      <w:start w:val="1"/>
+      <w:numFmt w:val="bullet"/>
+      <w:lvlText w:val=""/>
+      <w:lvlJc w:val="left"/>
+      <w:pPr>
+        <w:tabs>
+          <w:tab w:val="num" w:pos="2880"/>
+        </w:tabs>
+        <w:ind w:left="2880" w:hanging="360"/>
+      </w:pPr>
+      <w:rPr>
+        <w:rFonts w:ascii="Wingdings" w:hAnsi="Wingdings" w:hint="default"/>
+        <w:sz w:val="20"/>
+      </w:rPr>
+    </w:lvl>
+    <w:lvl w:ilvl="4" w:tentative="1">
+      <w:start w:val="1"/>
+      <w:numFmt w:val="bullet"/>
+      <w:lvlText w:val=""/>
+      <w:lvlJc w:val="left"/>
+      <w:pPr>
+        <w:tabs>
+          <w:tab w:val="num" w:pos="3600"/>
+        </w:tabs>
+        <w:ind w:left="3600" w:hanging="360"/>
+      </w:pPr>
+      <w:rPr>
+        <w:rFonts w:ascii="Wingdings" w:hAnsi="Wingdings" w:hint="default"/>
+        <w:sz w:val="20"/>
+      </w:rPr>
+    </w:lvl>
+    <w:lvl w:ilvl="5" w:tentative="1">
+      <w:start w:val="1"/>
+      <w:numFmt w:val="bullet"/>
+      <w:lvlText w:val=""/>
+      <w:lvlJc w:val="left"/>
+      <w:pPr>
+        <w:tabs>
+          <w:tab w:val="num" w:pos="4320"/>
+        </w:tabs>
+        <w:ind w:left="4320" w:hanging="360"/>
+      </w:pPr>
+      <w:rPr>
+        <w:rFonts w:ascii="Wingdings" w:hAnsi="Wingdings" w:hint="default"/>
+        <w:sz w:val="20"/>
+      </w:rPr>
+    </w:lvl>
+    <w:lvl w:ilvl="6" w:tentative="1">
+      <w:start w:val="1"/>
+      <w:numFmt w:val="bullet"/>
+      <w:lvlText w:val=""/>
+      <w:lvlJc w:val="left"/>
+      <w:pPr>
+        <w:tabs>
+          <w:tab w:val="num" w:pos="5040"/>
+        </w:tabs>
+        <w:ind w:left="5040" w:hanging="360"/>
+      </w:pPr>
+      <w:rPr>
+        <w:rFonts w:ascii="Wingdings" w:hAnsi="Wingdings" w:hint="default"/>
+        <w:sz w:val="20"/>
+      </w:rPr>
+    </w:lvl>
+    <w:lvl w:ilvl="7" w:tentative="1">
+      <w:start w:val="1"/>
+      <w:numFmt w:val="bullet"/>
+      <w:lvlText w:val=""/>
+      <w:lvlJc w:val="left"/>
+      <w:pPr>
+        <w:tabs>
+          <w:tab w:val="num" w:pos="5760"/>
+        </w:tabs>
+        <w:ind w:left="5760" w:hanging="360"/>
+      </w:pPr>
+      <w:rPr>
+        <w:rFonts w:ascii="Wingdings" w:hAnsi="Wingdings" w:hint="default"/>
+        <w:sz w:val="20"/>
+      </w:rPr>
+    </w:lvl>
+    <w:lvl w:ilvl="8" w:tentative="1">
+      <w:start w:val="1"/>
+      <w:numFmt w:val="bullet"/>
+      <w:lvlText w:val=""/>
+      <w:lvlJc w:val="left"/>
+      <w:pPr>
+        <w:tabs>
+          <w:tab w:val="num" w:pos="6480"/>
+        </w:tabs>
+        <w:ind w:left="6480" w:hanging="360"/>
+      </w:pPr>
+      <w:rPr>
+        <w:rFonts w:ascii="Wingdings" w:hAnsi="Wingdings" w:hint="default"/>
+        <w:sz w:val="20"/>
+      </w:rPr>
+    </w:lvl>
+  </w:abstractNum>
+  <w:abstractNum w:abstractNumId="6" w15:restartNumberingAfterBreak="0">
+    <w:nsid w:val="2C2D0360"/>
+    <w:multiLevelType w:val="multilevel"/>
+    <w:tmpl w:val="35345684"/>
+    <w:lvl w:ilvl="0">
+      <w:start w:val="1"/>
+      <w:numFmt w:val="bullet"/>
+      <w:lvlText w:val=""/>
+      <w:lvlJc w:val="left"/>
+      <w:pPr>
+        <w:tabs>
+          <w:tab w:val="num" w:pos="720"/>
+        </w:tabs>
+        <w:ind w:left="720" w:hanging="360"/>
+      </w:pPr>
+      <w:rPr>
+        <w:rFonts w:ascii="Symbol" w:hAnsi="Symbol" w:hint="default"/>
+        <w:sz w:val="20"/>
+      </w:rPr>
+    </w:lvl>
+    <w:lvl w:ilvl="1" w:tentative="1">
+      <w:start w:val="1"/>
+      <w:numFmt w:val="bullet"/>
+      <w:lvlText w:val="o"/>
+      <w:lvlJc w:val="left"/>
+      <w:pPr>
+        <w:tabs>
+          <w:tab w:val="num" w:pos="1440"/>
+        </w:tabs>
+        <w:ind w:left="1440" w:hanging="360"/>
+      </w:pPr>
+      <w:rPr>
+        <w:rFonts w:ascii="Courier New" w:hAnsi="Courier New" w:hint="default"/>
+        <w:sz w:val="20"/>
+      </w:rPr>
+    </w:lvl>
+    <w:lvl w:ilvl="2" w:tentative="1">
+      <w:start w:val="1"/>
+      <w:numFmt w:val="bullet"/>
+      <w:lvlText w:val=""/>
+      <w:lvlJc w:val="left"/>
+      <w:pPr>
+        <w:tabs>
+          <w:tab w:val="num" w:pos="2160"/>
+        </w:tabs>
+        <w:ind w:left="2160" w:hanging="360"/>
+      </w:pPr>
+      <w:rPr>
+        <w:rFonts w:ascii="Wingdings" w:hAnsi="Wingdings" w:hint="default"/>
+        <w:sz w:val="20"/>
+      </w:rPr>
+    </w:lvl>
+    <w:lvl w:ilvl="3" w:tentative="1">
+      <w:start w:val="1"/>
+      <w:numFmt w:val="bullet"/>
+      <w:lvlText w:val=""/>
+      <w:lvlJc w:val="left"/>
+      <w:pPr>
+        <w:tabs>
+          <w:tab w:val="num" w:pos="2880"/>
+        </w:tabs>
+        <w:ind w:left="2880" w:hanging="360"/>
+      </w:pPr>
+      <w:rPr>
+        <w:rFonts w:ascii="Wingdings" w:hAnsi="Wingdings" w:hint="default"/>
+        <w:sz w:val="20"/>
+      </w:rPr>
+    </w:lvl>
+    <w:lvl w:ilvl="4" w:tentative="1">
+      <w:start w:val="1"/>
+      <w:numFmt w:val="bullet"/>
+      <w:lvlText w:val=""/>
+      <w:lvlJc w:val="left"/>
+      <w:pPr>
+        <w:tabs>
+          <w:tab w:val="num" w:pos="3600"/>
+        </w:tabs>
+        <w:ind w:left="3600" w:hanging="360"/>
+      </w:pPr>
+      <w:rPr>
+        <w:rFonts w:ascii="Wingdings" w:hAnsi="Wingdings" w:hint="default"/>
+        <w:sz w:val="20"/>
+      </w:rPr>
+    </w:lvl>
+    <w:lvl w:ilvl="5" w:tentative="1">
+      <w:start w:val="1"/>
+      <w:numFmt w:val="bullet"/>
+      <w:lvlText w:val=""/>
+      <w:lvlJc w:val="left"/>
+      <w:pPr>
+        <w:tabs>
+          <w:tab w:val="num" w:pos="4320"/>
+        </w:tabs>
+        <w:ind w:left="4320" w:hanging="360"/>
+      </w:pPr>
+      <w:rPr>
+        <w:rFonts w:ascii="Wingdings" w:hAnsi="Wingdings" w:hint="default"/>
+        <w:sz w:val="20"/>
+      </w:rPr>
+    </w:lvl>
+    <w:lvl w:ilvl="6" w:tentative="1">
+      <w:start w:val="1"/>
+      <w:numFmt w:val="bullet"/>
+      <w:lvlText w:val=""/>
+      <w:lvlJc w:val="left"/>
+      <w:pPr>
+        <w:tabs>
+          <w:tab w:val="num" w:pos="5040"/>
+        </w:tabs>
+        <w:ind w:left="5040" w:hanging="360"/>
+      </w:pPr>
+      <w:rPr>
+        <w:rFonts w:ascii="Wingdings" w:hAnsi="Wingdings" w:hint="default"/>
+        <w:sz w:val="20"/>
+      </w:rPr>
+    </w:lvl>
+    <w:lvl w:ilvl="7" w:tentative="1">
+      <w:start w:val="1"/>
+      <w:numFmt w:val="bullet"/>
+      <w:lvlText w:val=""/>
+      <w:lvlJc w:val="left"/>
+      <w:pPr>
+        <w:tabs>
+          <w:tab w:val="num" w:pos="5760"/>
+        </w:tabs>
+        <w:ind w:left="5760" w:hanging="360"/>
+      </w:pPr>
+      <w:rPr>
+        <w:rFonts w:ascii="Wingdings" w:hAnsi="Wingdings" w:hint="default"/>
+        <w:sz w:val="20"/>
+      </w:rPr>
+    </w:lvl>
+    <w:lvl w:ilvl="8" w:tentative="1">
+      <w:start w:val="1"/>
+      <w:numFmt w:val="bullet"/>
+      <w:lvlText w:val=""/>
+      <w:lvlJc w:val="left"/>
+      <w:pPr>
+        <w:tabs>
+          <w:tab w:val="num" w:pos="6480"/>
+        </w:tabs>
+        <w:ind w:left="6480" w:hanging="360"/>
+      </w:pPr>
+      <w:rPr>
+        <w:rFonts w:ascii="Wingdings" w:hAnsi="Wingdings" w:hint="default"/>
+        <w:sz w:val="20"/>
+      </w:rPr>
+    </w:lvl>
+  </w:abstractNum>
+  <w:abstractNum w:abstractNumId="7" w15:restartNumberingAfterBreak="0">
+    <w:nsid w:val="350B17C7"/>
+    <w:multiLevelType w:val="multilevel"/>
+    <w:tmpl w:val="CFF0BE7E"/>
+    <w:lvl w:ilvl="0">
+      <w:start w:val="1"/>
+      <w:numFmt w:val="bullet"/>
+      <w:lvlText w:val=""/>
+      <w:lvlJc w:val="left"/>
+      <w:pPr>
+        <w:tabs>
+          <w:tab w:val="num" w:pos="720"/>
+        </w:tabs>
+        <w:ind w:left="720" w:hanging="360"/>
+      </w:pPr>
+      <w:rPr>
+        <w:rFonts w:ascii="Symbol" w:hAnsi="Symbol" w:hint="default"/>
+        <w:sz w:val="20"/>
+      </w:rPr>
+    </w:lvl>
+    <w:lvl w:ilvl="1" w:tentative="1">
+      <w:start w:val="1"/>
+      <w:numFmt w:val="bullet"/>
+      <w:lvlText w:val="o"/>
+      <w:lvlJc w:val="left"/>
+      <w:pPr>
+        <w:tabs>
+          <w:tab w:val="num" w:pos="1440"/>
+        </w:tabs>
+        <w:ind w:left="1440" w:hanging="360"/>
+      </w:pPr>
+      <w:rPr>
+        <w:rFonts w:ascii="Courier New" w:hAnsi="Courier New" w:hint="default"/>
+        <w:sz w:val="20"/>
+      </w:rPr>
+    </w:lvl>
+    <w:lvl w:ilvl="2" w:tentative="1">
+      <w:start w:val="1"/>
+      <w:numFmt w:val="bullet"/>
+      <w:lvlText w:val=""/>
+      <w:lvlJc w:val="left"/>
+      <w:pPr>
+        <w:tabs>
+          <w:tab w:val="num" w:pos="2160"/>
+        </w:tabs>
+        <w:ind w:left="2160" w:hanging="360"/>
+      </w:pPr>
+      <w:rPr>
+        <w:rFonts w:ascii="Wingdings" w:hAnsi="Wingdings" w:hint="default"/>
+        <w:sz w:val="20"/>
+      </w:rPr>
+    </w:lvl>
+    <w:lvl w:ilvl="3" w:tentative="1">
+      <w:start w:val="1"/>
+      <w:numFmt w:val="bullet"/>
+      <w:lvlText w:val=""/>
+      <w:lvlJc w:val="left"/>
+      <w:pPr>
+        <w:tabs>
+          <w:tab w:val="num" w:pos="2880"/>
+        </w:tabs>
+        <w:ind w:left="2880" w:hanging="360"/>
+      </w:pPr>
+      <w:rPr>
+        <w:rFonts w:ascii="Wingdings" w:hAnsi="Wingdings" w:hint="default"/>
+        <w:sz w:val="20"/>
+      </w:rPr>
+    </w:lvl>
+    <w:lvl w:ilvl="4" w:tentative="1">
+      <w:start w:val="1"/>
+      <w:numFmt w:val="bullet"/>
+      <w:lvlText w:val=""/>
+      <w:lvlJc w:val="left"/>
+      <w:pPr>
+        <w:tabs>
+          <w:tab w:val="num" w:pos="3600"/>
+        </w:tabs>
+        <w:ind w:left="3600" w:hanging="360"/>
+      </w:pPr>
+      <w:rPr>
+        <w:rFonts w:ascii="Wingdings" w:hAnsi="Wingdings" w:hint="default"/>
+        <w:sz w:val="20"/>
+      </w:rPr>
+    </w:lvl>
+    <w:lvl w:ilvl="5" w:tentative="1">
+      <w:start w:val="1"/>
+      <w:numFmt w:val="bullet"/>
+      <w:lvlText w:val=""/>
+      <w:lvlJc w:val="left"/>
+      <w:pPr>
+        <w:tabs>
+          <w:tab w:val="num" w:pos="4320"/>
+        </w:tabs>
+        <w:ind w:left="4320" w:hanging="360"/>
+      </w:pPr>
+      <w:rPr>
+        <w:rFonts w:ascii="Wingdings" w:hAnsi="Wingdings" w:hint="default"/>
+        <w:sz w:val="20"/>
+      </w:rPr>
+    </w:lvl>
+    <w:lvl w:ilvl="6" w:tentative="1">
+      <w:start w:val="1"/>
+      <w:numFmt w:val="bullet"/>
+      <w:lvlText w:val=""/>
+      <w:lvlJc w:val="left"/>
+      <w:pPr>
+        <w:tabs>
+          <w:tab w:val="num" w:pos="5040"/>
+        </w:tabs>
+        <w:ind w:left="5040" w:hanging="360"/>
+      </w:pPr>
+      <w:rPr>
+        <w:rFonts w:ascii="Wingdings" w:hAnsi="Wingdings" w:hint="default"/>
+        <w:sz w:val="20"/>
+      </w:rPr>
+    </w:lvl>
+    <w:lvl w:ilvl="7" w:tentative="1">
+      <w:start w:val="1"/>
+      <w:numFmt w:val="bullet"/>
+      <w:lvlText w:val=""/>
+      <w:lvlJc w:val="left"/>
+      <w:pPr>
+        <w:tabs>
+          <w:tab w:val="num" w:pos="5760"/>
+        </w:tabs>
+        <w:ind w:left="5760" w:hanging="360"/>
+      </w:pPr>
+      <w:rPr>
+        <w:rFonts w:ascii="Wingdings" w:hAnsi="Wingdings" w:hint="default"/>
+        <w:sz w:val="20"/>
+      </w:rPr>
+    </w:lvl>
+    <w:lvl w:ilvl="8" w:tentative="1">
+      <w:start w:val="1"/>
+      <w:numFmt w:val="bullet"/>
+      <w:lvlText w:val=""/>
+      <w:lvlJc w:val="left"/>
+      <w:pPr>
+        <w:tabs>
+          <w:tab w:val="num" w:pos="6480"/>
+        </w:tabs>
+        <w:ind w:left="6480" w:hanging="360"/>
+      </w:pPr>
+      <w:rPr>
+        <w:rFonts w:ascii="Wingdings" w:hAnsi="Wingdings" w:hint="default"/>
+        <w:sz w:val="20"/>
+      </w:rPr>
+    </w:lvl>
+  </w:abstractNum>
+  <w:abstractNum w:abstractNumId="8" w15:restartNumberingAfterBreak="0">
+    <w:nsid w:val="3EDE02ED"/>
+    <w:multiLevelType w:val="multilevel"/>
+    <w:tmpl w:val="DACC54B8"/>
+    <w:lvl w:ilvl="0">
+      <w:start w:val="1"/>
+      <w:numFmt w:val="bullet"/>
+      <w:lvlText w:val=""/>
+      <w:lvlJc w:val="left"/>
+      <w:pPr>
+        <w:tabs>
+          <w:tab w:val="num" w:pos="720"/>
+        </w:tabs>
+        <w:ind w:left="720" w:hanging="360"/>
+      </w:pPr>
+      <w:rPr>
+        <w:rFonts w:ascii="Symbol" w:hAnsi="Symbol" w:hint="default"/>
+        <w:sz w:val="20"/>
+      </w:rPr>
+    </w:lvl>
+    <w:lvl w:ilvl="1" w:tentative="1">
+      <w:start w:val="1"/>
+      <w:numFmt w:val="bullet"/>
+      <w:lvlText w:val="o"/>
+      <w:lvlJc w:val="left"/>
+      <w:pPr>
+        <w:tabs>
+          <w:tab w:val="num" w:pos="1440"/>
+        </w:tabs>
+        <w:ind w:left="1440" w:hanging="360"/>
+      </w:pPr>
+      <w:rPr>
+        <w:rFonts w:ascii="Courier New" w:hAnsi="Courier New" w:hint="default"/>
+        <w:sz w:val="20"/>
+      </w:rPr>
+    </w:lvl>
+    <w:lvl w:ilvl="2" w:tentative="1">
+      <w:start w:val="1"/>
+      <w:numFmt w:val="bullet"/>
+      <w:lvlText w:val=""/>
+      <w:lvlJc w:val="left"/>
+      <w:pPr>
+        <w:tabs>
+          <w:tab w:val="num" w:pos="2160"/>
+        </w:tabs>
+        <w:ind w:left="2160" w:hanging="360"/>
+      </w:pPr>
+      <w:rPr>
+        <w:rFonts w:ascii="Wingdings" w:hAnsi="Wingdings" w:hint="default"/>
+        <w:sz w:val="20"/>
+      </w:rPr>
+    </w:lvl>
+    <w:lvl w:ilvl="3" w:tentative="1">
+      <w:start w:val="1"/>
+      <w:numFmt w:val="bullet"/>
+      <w:lvlText w:val=""/>
+      <w:lvlJc w:val="left"/>
+      <w:pPr>
+        <w:tabs>
+          <w:tab w:val="num" w:pos="2880"/>
+        </w:tabs>
+        <w:ind w:left="2880" w:hanging="360"/>
+      </w:pPr>
+      <w:rPr>
+        <w:rFonts w:ascii="Wingdings" w:hAnsi="Wingdings" w:hint="default"/>
+        <w:sz w:val="20"/>
+      </w:rPr>
+    </w:lvl>
+    <w:lvl w:ilvl="4" w:tentative="1">
+      <w:start w:val="1"/>
+      <w:numFmt w:val="bullet"/>
+      <w:lvlText w:val=""/>
+      <w:lvlJc w:val="left"/>
+      <w:pPr>
+        <w:tabs>
+          <w:tab w:val="num" w:pos="3600"/>
+        </w:tabs>
+        <w:ind w:left="3600" w:hanging="360"/>
+      </w:pPr>
+      <w:rPr>
+        <w:rFonts w:ascii="Wingdings" w:hAnsi="Wingdings" w:hint="default"/>
+        <w:sz w:val="20"/>
+      </w:rPr>
+    </w:lvl>
+    <w:lvl w:ilvl="5" w:tentative="1">
+      <w:start w:val="1"/>
+      <w:numFmt w:val="bullet"/>
+      <w:lvlText w:val=""/>
+      <w:lvlJc w:val="left"/>
+      <w:pPr>
+        <w:tabs>
+          <w:tab w:val="num" w:pos="4320"/>
+        </w:tabs>
+        <w:ind w:left="4320" w:hanging="360"/>
+      </w:pPr>
+      <w:rPr>
+        <w:rFonts w:ascii="Wingdings" w:hAnsi="Wingdings" w:hint="default"/>
+        <w:sz w:val="20"/>
+      </w:rPr>
+    </w:lvl>
+    <w:lvl w:ilvl="6" w:tentative="1">
+      <w:start w:val="1"/>
+      <w:numFmt w:val="bullet"/>
+      <w:lvlText w:val=""/>
+      <w:lvlJc w:val="left"/>
+      <w:pPr>
+        <w:tabs>
+          <w:tab w:val="num" w:pos="5040"/>
+        </w:tabs>
+        <w:ind w:left="5040" w:hanging="360"/>
+      </w:pPr>
+      <w:rPr>
+        <w:rFonts w:ascii="Wingdings" w:hAnsi="Wingdings" w:hint="default"/>
+        <w:sz w:val="20"/>
+      </w:rPr>
+    </w:lvl>
+    <w:lvl w:ilvl="7" w:tentative="1">
+      <w:start w:val="1"/>
+      <w:numFmt w:val="bullet"/>
+      <w:lvlText w:val=""/>
+      <w:lvlJc w:val="left"/>
+      <w:pPr>
+        <w:tabs>
+          <w:tab w:val="num" w:pos="5760"/>
+        </w:tabs>
+        <w:ind w:left="5760" w:hanging="360"/>
+      </w:pPr>
+      <w:rPr>
+        <w:rFonts w:ascii="Wingdings" w:hAnsi="Wingdings" w:hint="default"/>
+        <w:sz w:val="20"/>
+      </w:rPr>
+    </w:lvl>
+    <w:lvl w:ilvl="8" w:tentative="1">
+      <w:start w:val="1"/>
+      <w:numFmt w:val="bullet"/>
+      <w:lvlText w:val=""/>
+      <w:lvlJc w:val="left"/>
+      <w:pPr>
+        <w:tabs>
+          <w:tab w:val="num" w:pos="6480"/>
+        </w:tabs>
+        <w:ind w:left="6480" w:hanging="360"/>
+      </w:pPr>
+      <w:rPr>
+        <w:rFonts w:ascii="Wingdings" w:hAnsi="Wingdings" w:hint="default"/>
+        <w:sz w:val="20"/>
+      </w:rPr>
+    </w:lvl>
+  </w:abstractNum>
+  <w:abstractNum w:abstractNumId="9" w15:restartNumberingAfterBreak="0">
+    <w:nsid w:val="4D1E3CB5"/>
+    <w:multiLevelType w:val="multilevel"/>
+    <w:tmpl w:val="49F80ACA"/>
+    <w:lvl w:ilvl="0">
+      <w:start w:val="1"/>
+      <w:numFmt w:val="bullet"/>
+      <w:lvlText w:val=""/>
+      <w:lvlJc w:val="left"/>
+      <w:pPr>
+        <w:tabs>
+          <w:tab w:val="num" w:pos="720"/>
+        </w:tabs>
+        <w:ind w:left="720" w:hanging="360"/>
+      </w:pPr>
+      <w:rPr>
+        <w:rFonts w:ascii="Symbol" w:hAnsi="Symbol" w:hint="default"/>
+        <w:sz w:val="20"/>
+      </w:rPr>
+    </w:lvl>
+    <w:lvl w:ilvl="1" w:tentative="1">
+      <w:start w:val="1"/>
+      <w:numFmt w:val="bullet"/>
+      <w:lvlText w:val="o"/>
+      <w:lvlJc w:val="left"/>
+      <w:pPr>
+        <w:tabs>
+          <w:tab w:val="num" w:pos="1440"/>
+        </w:tabs>
+        <w:ind w:left="1440" w:hanging="360"/>
+      </w:pPr>
+      <w:rPr>
+        <w:rFonts w:ascii="Courier New" w:hAnsi="Courier New" w:hint="default"/>
+        <w:sz w:val="20"/>
+      </w:rPr>
+    </w:lvl>
+    <w:lvl w:ilvl="2" w:tentative="1">
+      <w:start w:val="1"/>
+      <w:numFmt w:val="bullet"/>
+      <w:lvlText w:val=""/>
+      <w:lvlJc w:val="left"/>
+      <w:pPr>
+        <w:tabs>
+          <w:tab w:val="num" w:pos="2160"/>
+        </w:tabs>
+        <w:ind w:left="2160" w:hanging="360"/>
+      </w:pPr>
+      <w:rPr>
+        <w:rFonts w:ascii="Wingdings" w:hAnsi="Wingdings" w:hint="default"/>
+        <w:sz w:val="20"/>
+      </w:rPr>
+    </w:lvl>
+    <w:lvl w:ilvl="3" w:tentative="1">
+      <w:start w:val="1"/>
+      <w:numFmt w:val="bullet"/>
+      <w:lvlText w:val=""/>
+      <w:lvlJc w:val="left"/>
+      <w:pPr>
+        <w:tabs>
+          <w:tab w:val="num" w:pos="2880"/>
+        </w:tabs>
+        <w:ind w:left="2880" w:hanging="360"/>
+      </w:pPr>
+      <w:rPr>
+        <w:rFonts w:ascii="Wingdings" w:hAnsi="Wingdings" w:hint="default"/>
+        <w:sz w:val="20"/>
+      </w:rPr>
+    </w:lvl>
+    <w:lvl w:ilvl="4" w:tentative="1">
+      <w:start w:val="1"/>
+      <w:numFmt w:val="bullet"/>
+      <w:lvlText w:val=""/>
+      <w:lvlJc w:val="left"/>
+      <w:pPr>
+        <w:tabs>
+          <w:tab w:val="num" w:pos="3600"/>
+        </w:tabs>
+        <w:ind w:left="3600" w:hanging="360"/>
+      </w:pPr>
+      <w:rPr>
+        <w:rFonts w:ascii="Wingdings" w:hAnsi="Wingdings" w:hint="default"/>
+        <w:sz w:val="20"/>
+      </w:rPr>
+    </w:lvl>
+    <w:lvl w:ilvl="5" w:tentative="1">
+      <w:start w:val="1"/>
+      <w:numFmt w:val="bullet"/>
+      <w:lvlText w:val=""/>
+      <w:lvlJc w:val="left"/>
+      <w:pPr>
+        <w:tabs>
+          <w:tab w:val="num" w:pos="4320"/>
+        </w:tabs>
+        <w:ind w:left="4320" w:hanging="360"/>
+      </w:pPr>
+      <w:rPr>
+        <w:rFonts w:ascii="Wingdings" w:hAnsi="Wingdings" w:hint="default"/>
+        <w:sz w:val="20"/>
+      </w:rPr>
+    </w:lvl>
+    <w:lvl w:ilvl="6" w:tentative="1">
+      <w:start w:val="1"/>
+      <w:numFmt w:val="bullet"/>
+      <w:lvlText w:val=""/>
+      <w:lvlJc w:val="left"/>
+      <w:pPr>
+        <w:tabs>
+          <w:tab w:val="num" w:pos="5040"/>
+        </w:tabs>
+        <w:ind w:left="5040" w:hanging="360"/>
+      </w:pPr>
+      <w:rPr>
+        <w:rFonts w:ascii="Wingdings" w:hAnsi="Wingdings" w:hint="default"/>
+        <w:sz w:val="20"/>
+      </w:rPr>
+    </w:lvl>
+    <w:lvl w:ilvl="7" w:tentative="1">
+      <w:start w:val="1"/>
+      <w:numFmt w:val="bullet"/>
+      <w:lvlText w:val=""/>
+      <w:lvlJc w:val="left"/>
+      <w:pPr>
+        <w:tabs>
+          <w:tab w:val="num" w:pos="5760"/>
+        </w:tabs>
+        <w:ind w:left="5760" w:hanging="360"/>
+      </w:pPr>
+      <w:rPr>
+        <w:rFonts w:ascii="Wingdings" w:hAnsi="Wingdings" w:hint="default"/>
+        <w:sz w:val="20"/>
+      </w:rPr>
+    </w:lvl>
+    <w:lvl w:ilvl="8" w:tentative="1">
+      <w:start w:val="1"/>
+      <w:numFmt w:val="bullet"/>
+      <w:lvlText w:val=""/>
+      <w:lvlJc w:val="left"/>
+      <w:pPr>
+        <w:tabs>
+          <w:tab w:val="num" w:pos="6480"/>
+        </w:tabs>
+        <w:ind w:left="6480" w:hanging="360"/>
+      </w:pPr>
+      <w:rPr>
+        <w:rFonts w:ascii="Wingdings" w:hAnsi="Wingdings" w:hint="default"/>
+        <w:sz w:val="20"/>
+      </w:rPr>
+    </w:lvl>
+  </w:abstractNum>
+  <w:abstractNum w:abstractNumId="10" w15:restartNumberingAfterBreak="0">
+    <w:nsid w:val="4F0E0618"/>
+    <w:multiLevelType w:val="multilevel"/>
+    <w:tmpl w:val="FADC7198"/>
+    <w:lvl w:ilvl="0">
+      <w:start w:val="1"/>
+      <w:numFmt w:val="bullet"/>
+      <w:lvlText w:val=""/>
+      <w:lvlJc w:val="left"/>
+      <w:pPr>
+        <w:tabs>
+          <w:tab w:val="num" w:pos="720"/>
+        </w:tabs>
+        <w:ind w:left="720" w:hanging="360"/>
+      </w:pPr>
+      <w:rPr>
+        <w:rFonts w:ascii="Symbol" w:hAnsi="Symbol" w:hint="default"/>
+        <w:sz w:val="20"/>
+      </w:rPr>
+    </w:lvl>
+    <w:lvl w:ilvl="1" w:tentative="1">
+      <w:start w:val="1"/>
+      <w:numFmt w:val="bullet"/>
+      <w:lvlText w:val="o"/>
+      <w:lvlJc w:val="left"/>
+      <w:pPr>
+        <w:tabs>
+          <w:tab w:val="num" w:pos="1440"/>
+        </w:tabs>
+        <w:ind w:left="1440" w:hanging="360"/>
+      </w:pPr>
+      <w:rPr>
+        <w:rFonts w:ascii="Courier New" w:hAnsi="Courier New" w:hint="default"/>
+        <w:sz w:val="20"/>
+      </w:rPr>
+    </w:lvl>
+    <w:lvl w:ilvl="2" w:tentative="1">
+      <w:start w:val="1"/>
+      <w:numFmt w:val="bullet"/>
+      <w:lvlText w:val=""/>
+      <w:lvlJc w:val="left"/>
+      <w:pPr>
+        <w:tabs>
+          <w:tab w:val="num" w:pos="2160"/>
+        </w:tabs>
+        <w:ind w:left="2160" w:hanging="360"/>
+      </w:pPr>
+      <w:rPr>
+        <w:rFonts w:ascii="Wingdings" w:hAnsi="Wingdings" w:hint="default"/>
+        <w:sz w:val="20"/>
+      </w:rPr>
+    </w:lvl>
+    <w:lvl w:ilvl="3" w:tentative="1">
+      <w:start w:val="1"/>
+      <w:numFmt w:val="bullet"/>
+      <w:lvlText w:val=""/>
+      <w:lvlJc w:val="left"/>
+      <w:pPr>
+        <w:tabs>
+          <w:tab w:val="num" w:pos="2880"/>
+        </w:tabs>
+        <w:ind w:left="2880" w:hanging="360"/>
+      </w:pPr>
+      <w:rPr>
+        <w:rFonts w:ascii="Wingdings" w:hAnsi="Wingdings" w:hint="default"/>
+        <w:sz w:val="20"/>
+      </w:rPr>
+    </w:lvl>
+    <w:lvl w:ilvl="4" w:tentative="1">
+      <w:start w:val="1"/>
+      <w:numFmt w:val="bullet"/>
+      <w:lvlText w:val=""/>
+      <w:lvlJc w:val="left"/>
+      <w:pPr>
+        <w:tabs>
+          <w:tab w:val="num" w:pos="3600"/>
+        </w:tabs>
+        <w:ind w:left="3600" w:hanging="360"/>
+      </w:pPr>
+      <w:rPr>
+        <w:rFonts w:ascii="Wingdings" w:hAnsi="Wingdings" w:hint="default"/>
+        <w:sz w:val="20"/>
+      </w:rPr>
+    </w:lvl>
+    <w:lvl w:ilvl="5" w:tentative="1">
+      <w:start w:val="1"/>
+      <w:numFmt w:val="bullet"/>
+      <w:lvlText w:val=""/>
+      <w:lvlJc w:val="left"/>
+      <w:pPr>
+        <w:tabs>
+          <w:tab w:val="num" w:pos="4320"/>
+        </w:tabs>
+        <w:ind w:left="4320" w:hanging="360"/>
+      </w:pPr>
+      <w:rPr>
+        <w:rFonts w:ascii="Wingdings" w:hAnsi="Wingdings" w:hint="default"/>
+        <w:sz w:val="20"/>
+      </w:rPr>
+    </w:lvl>
+    <w:lvl w:ilvl="6" w:tentative="1">
+      <w:start w:val="1"/>
+      <w:numFmt w:val="bullet"/>
+      <w:lvlText w:val=""/>
+      <w:lvlJc w:val="left"/>
+      <w:pPr>
+        <w:tabs>
+          <w:tab w:val="num" w:pos="5040"/>
+        </w:tabs>
+        <w:ind w:left="5040" w:hanging="360"/>
+      </w:pPr>
+      <w:rPr>
+        <w:rFonts w:ascii="Wingdings" w:hAnsi="Wingdings" w:hint="default"/>
+        <w:sz w:val="20"/>
+      </w:rPr>
+    </w:lvl>
+    <w:lvl w:ilvl="7" w:tentative="1">
+      <w:start w:val="1"/>
+      <w:numFmt w:val="bullet"/>
+      <w:lvlText w:val=""/>
+      <w:lvlJc w:val="left"/>
+      <w:pPr>
+        <w:tabs>
+          <w:tab w:val="num" w:pos="5760"/>
+        </w:tabs>
+        <w:ind w:left="5760" w:hanging="360"/>
+      </w:pPr>
+      <w:rPr>
+        <w:rFonts w:ascii="Wingdings" w:hAnsi="Wingdings" w:hint="default"/>
+        <w:sz w:val="20"/>
+      </w:rPr>
+    </w:lvl>
+    <w:lvl w:ilvl="8" w:tentative="1">
+      <w:start w:val="1"/>
+      <w:numFmt w:val="bullet"/>
+      <w:lvlText w:val=""/>
+      <w:lvlJc w:val="left"/>
+      <w:pPr>
+        <w:tabs>
+          <w:tab w:val="num" w:pos="6480"/>
+        </w:tabs>
+        <w:ind w:left="6480" w:hanging="360"/>
+      </w:pPr>
+      <w:rPr>
+        <w:rFonts w:ascii="Wingdings" w:hAnsi="Wingdings" w:hint="default"/>
+        <w:sz w:val="20"/>
+      </w:rPr>
+    </w:lvl>
+  </w:abstractNum>
+  <w:abstractNum w:abstractNumId="11" w15:restartNumberingAfterBreak="0">
+    <w:nsid w:val="50AB03D4"/>
+    <w:multiLevelType w:val="multilevel"/>
+    <w:tmpl w:val="3C6A3C20"/>
+    <w:lvl w:ilvl="0">
+      <w:start w:val="1"/>
+      <w:numFmt w:val="decimal"/>
+      <w:lvlText w:val="%1."/>
+      <w:lvlJc w:val="left"/>
+      <w:pPr>
+        <w:tabs>
+          <w:tab w:val="num" w:pos="720"/>
+        </w:tabs>
+        <w:ind w:left="720" w:hanging="360"/>
+      </w:pPr>
+    </w:lvl>
+    <w:lvl w:ilvl="1">
+      <w:start w:val="1"/>
+      <w:numFmt w:val="bullet"/>
+      <w:lvlText w:val="o"/>
+      <w:lvlJc w:val="left"/>
+      <w:pPr>
+        <w:tabs>
+          <w:tab w:val="num" w:pos="1440"/>
+        </w:tabs>
+        <w:ind w:left="1440" w:hanging="360"/>
+      </w:pPr>
+      <w:rPr>
+        <w:rFonts w:ascii="Courier New" w:hAnsi="Courier New" w:hint="default"/>
+        <w:sz w:val="20"/>
+      </w:rPr>
+    </w:lvl>
+    <w:lvl w:ilvl="2" w:tentative="1">
+      <w:start w:val="1"/>
+      <w:numFmt w:val="decimal"/>
+      <w:lvlText w:val="%3."/>
+      <w:lvlJc w:val="left"/>
+      <w:pPr>
+        <w:tabs>
+          <w:tab w:val="num" w:pos="2160"/>
+        </w:tabs>
+        <w:ind w:left="2160" w:hanging="360"/>
+      </w:pPr>
+    </w:lvl>
+    <w:lvl w:ilvl="3" w:tentative="1">
+      <w:start w:val="1"/>
+      <w:numFmt w:val="decimal"/>
+      <w:lvlText w:val="%4."/>
+      <w:lvlJc w:val="left"/>
+      <w:pPr>
+        <w:tabs>
+          <w:tab w:val="num" w:pos="2880"/>
+        </w:tabs>
+        <w:ind w:left="2880" w:hanging="360"/>
+      </w:pPr>
+    </w:lvl>
+    <w:lvl w:ilvl="4" w:tentative="1">
+      <w:start w:val="1"/>
+      <w:numFmt w:val="decimal"/>
+      <w:lvlText w:val="%5."/>
+      <w:lvlJc w:val="left"/>
+      <w:pPr>
+        <w:tabs>
+          <w:tab w:val="num" w:pos="3600"/>
+        </w:tabs>
+        <w:ind w:left="3600" w:hanging="360"/>
+      </w:pPr>
+    </w:lvl>
+    <w:lvl w:ilvl="5" w:tentative="1">
+      <w:start w:val="1"/>
+      <w:numFmt w:val="decimal"/>
+      <w:lvlText w:val="%6."/>
+      <w:lvlJc w:val="left"/>
+      <w:pPr>
+        <w:tabs>
+          <w:tab w:val="num" w:pos="4320"/>
+        </w:tabs>
+        <w:ind w:left="4320" w:hanging="360"/>
+      </w:pPr>
+    </w:lvl>
+    <w:lvl w:ilvl="6" w:tentative="1">
+      <w:start w:val="1"/>
+      <w:numFmt w:val="decimal"/>
+      <w:lvlText w:val="%7."/>
+      <w:lvlJc w:val="left"/>
+      <w:pPr>
+        <w:tabs>
+          <w:tab w:val="num" w:pos="5040"/>
+        </w:tabs>
+        <w:ind w:left="5040" w:hanging="360"/>
+      </w:pPr>
+    </w:lvl>
+    <w:lvl w:ilvl="7" w:tentative="1">
+      <w:start w:val="1"/>
+      <w:numFmt w:val="decimal"/>
+      <w:lvlText w:val="%8."/>
+      <w:lvlJc w:val="left"/>
+      <w:pPr>
+        <w:tabs>
+          <w:tab w:val="num" w:pos="5760"/>
+        </w:tabs>
+        <w:ind w:left="5760" w:hanging="360"/>
+      </w:pPr>
+    </w:lvl>
+    <w:lvl w:ilvl="8" w:tentative="1">
+      <w:start w:val="1"/>
+      <w:numFmt w:val="decimal"/>
+      <w:lvlText w:val="%9."/>
+      <w:lvlJc w:val="left"/>
+      <w:pPr>
+        <w:tabs>
+          <w:tab w:val="num" w:pos="6480"/>
+        </w:tabs>
+        <w:ind w:left="6480" w:hanging="360"/>
+      </w:pPr>
+    </w:lvl>
+  </w:abstractNum>
+  <w:abstractNum w:abstractNumId="12" w15:restartNumberingAfterBreak="0">
+    <w:nsid w:val="57937CDA"/>
+    <w:multiLevelType w:val="multilevel"/>
+    <w:tmpl w:val="0DB4EF8C"/>
+    <w:lvl w:ilvl="0">
+      <w:start w:val="1"/>
+      <w:numFmt w:val="bullet"/>
+      <w:lvlText w:val=""/>
+      <w:lvlJc w:val="left"/>
+      <w:pPr>
+        <w:tabs>
+          <w:tab w:val="num" w:pos="720"/>
+        </w:tabs>
+        <w:ind w:left="720" w:hanging="360"/>
+      </w:pPr>
+      <w:rPr>
+        <w:rFonts w:ascii="Symbol" w:hAnsi="Symbol" w:hint="default"/>
+        <w:sz w:val="20"/>
+      </w:rPr>
+    </w:lvl>
+    <w:lvl w:ilvl="1" w:tentative="1">
+      <w:start w:val="1"/>
+      <w:numFmt w:val="bullet"/>
+      <w:lvlText w:val="o"/>
+      <w:lvlJc w:val="left"/>
+      <w:pPr>
+        <w:tabs>
+          <w:tab w:val="num" w:pos="1440"/>
+        </w:tabs>
+        <w:ind w:left="1440" w:hanging="360"/>
+      </w:pPr>
+      <w:rPr>
+        <w:rFonts w:ascii="Courier New" w:hAnsi="Courier New" w:hint="default"/>
+        <w:sz w:val="20"/>
+      </w:rPr>
+    </w:lvl>
+    <w:lvl w:ilvl="2" w:tentative="1">
+      <w:start w:val="1"/>
+      <w:numFmt w:val="bullet"/>
+      <w:lvlText w:val=""/>
+      <w:lvlJc w:val="left"/>
+      <w:pPr>
+        <w:tabs>
+          <w:tab w:val="num" w:pos="2160"/>
+        </w:tabs>
+        <w:ind w:left="2160" w:hanging="360"/>
+      </w:pPr>
+      <w:rPr>
+        <w:rFonts w:ascii="Wingdings" w:hAnsi="Wingdings" w:hint="default"/>
+        <w:sz w:val="20"/>
+      </w:rPr>
+    </w:lvl>
+    <w:lvl w:ilvl="3" w:tentative="1">
+      <w:start w:val="1"/>
+      <w:numFmt w:val="bullet"/>
+      <w:lvlText w:val=""/>
+      <w:lvlJc w:val="left"/>
+      <w:pPr>
+        <w:tabs>
+          <w:tab w:val="num" w:pos="2880"/>
+        </w:tabs>
+        <w:ind w:left="2880" w:hanging="360"/>
+      </w:pPr>
+      <w:rPr>
+        <w:rFonts w:ascii="Wingdings" w:hAnsi="Wingdings" w:hint="default"/>
+        <w:sz w:val="20"/>
+      </w:rPr>
+    </w:lvl>
+    <w:lvl w:ilvl="4" w:tentative="1">
+      <w:start w:val="1"/>
+      <w:numFmt w:val="bullet"/>
+      <w:lvlText w:val=""/>
+      <w:lvlJc w:val="left"/>
+      <w:pPr>
+        <w:tabs>
+          <w:tab w:val="num" w:pos="3600"/>
+        </w:tabs>
+        <w:ind w:left="3600" w:hanging="360"/>
+      </w:pPr>
+      <w:rPr>
+        <w:rFonts w:ascii="Wingdings" w:hAnsi="Wingdings" w:hint="default"/>
+        <w:sz w:val="20"/>
+      </w:rPr>
+    </w:lvl>
+    <w:lvl w:ilvl="5" w:tentative="1">
+      <w:start w:val="1"/>
+      <w:numFmt w:val="bullet"/>
+      <w:lvlText w:val=""/>
+      <w:lvlJc w:val="left"/>
+      <w:pPr>
+        <w:tabs>
+          <w:tab w:val="num" w:pos="4320"/>
+        </w:tabs>
+        <w:ind w:left="4320" w:hanging="360"/>
+      </w:pPr>
+      <w:rPr>
+        <w:rFonts w:ascii="Wingdings" w:hAnsi="Wingdings" w:hint="default"/>
+        <w:sz w:val="20"/>
+      </w:rPr>
+    </w:lvl>
+    <w:lvl w:ilvl="6" w:tentative="1">
+      <w:start w:val="1"/>
+      <w:numFmt w:val="bullet"/>
+      <w:lvlText w:val=""/>
+      <w:lvlJc w:val="left"/>
+      <w:pPr>
+        <w:tabs>
+          <w:tab w:val="num" w:pos="5040"/>
+        </w:tabs>
+        <w:ind w:left="5040" w:hanging="360"/>
+      </w:pPr>
+      <w:rPr>
+        <w:rFonts w:ascii="Wingdings" w:hAnsi="Wingdings" w:hint="default"/>
+        <w:sz w:val="20"/>
+      </w:rPr>
+    </w:lvl>
+    <w:lvl w:ilvl="7" w:tentative="1">
+      <w:start w:val="1"/>
+      <w:numFmt w:val="bullet"/>
+      <w:lvlText w:val=""/>
+      <w:lvlJc w:val="left"/>
+      <w:pPr>
+        <w:tabs>
+          <w:tab w:val="num" w:pos="5760"/>
+        </w:tabs>
+        <w:ind w:left="5760" w:hanging="360"/>
+      </w:pPr>
+      <w:rPr>
+        <w:rFonts w:ascii="Wingdings" w:hAnsi="Wingdings" w:hint="default"/>
+        <w:sz w:val="20"/>
+      </w:rPr>
+    </w:lvl>
+    <w:lvl w:ilvl="8" w:tentative="1">
+      <w:start w:val="1"/>
+      <w:numFmt w:val="bullet"/>
+      <w:lvlText w:val=""/>
+      <w:lvlJc w:val="left"/>
+      <w:pPr>
+        <w:tabs>
+          <w:tab w:val="num" w:pos="6480"/>
+        </w:tabs>
+        <w:ind w:left="6480" w:hanging="360"/>
+      </w:pPr>
+      <w:rPr>
+        <w:rFonts w:ascii="Wingdings" w:hAnsi="Wingdings" w:hint="default"/>
+        <w:sz w:val="20"/>
+      </w:rPr>
+    </w:lvl>
+  </w:abstractNum>
+  <w:abstractNum w:abstractNumId="13" w15:restartNumberingAfterBreak="0">
+    <w:nsid w:val="63807ADF"/>
+    <w:multiLevelType w:val="multilevel"/>
+    <w:tmpl w:val="01AC8CDA"/>
+    <w:lvl w:ilvl="0">
+      <w:start w:val="1"/>
+      <w:numFmt w:val="bullet"/>
+      <w:lvlText w:val=""/>
+      <w:lvlJc w:val="left"/>
+      <w:pPr>
+        <w:tabs>
+          <w:tab w:val="num" w:pos="720"/>
+        </w:tabs>
+        <w:ind w:left="720" w:hanging="360"/>
+      </w:pPr>
+      <w:rPr>
+        <w:rFonts w:ascii="Symbol" w:hAnsi="Symbol" w:hint="default"/>
+        <w:sz w:val="20"/>
+      </w:rPr>
+    </w:lvl>
+    <w:lvl w:ilvl="1" w:tentative="1">
+      <w:start w:val="1"/>
+      <w:numFmt w:val="bullet"/>
+      <w:lvlText w:val="o"/>
+      <w:lvlJc w:val="left"/>
+      <w:pPr>
+        <w:tabs>
+          <w:tab w:val="num" w:pos="1440"/>
+        </w:tabs>
+        <w:ind w:left="1440" w:hanging="360"/>
+      </w:pPr>
+      <w:rPr>
+        <w:rFonts w:ascii="Courier New" w:hAnsi="Courier New" w:hint="default"/>
+        <w:sz w:val="20"/>
+      </w:rPr>
+    </w:lvl>
+    <w:lvl w:ilvl="2" w:tentative="1">
+      <w:start w:val="1"/>
+      <w:numFmt w:val="bullet"/>
+      <w:lvlText w:val=""/>
+      <w:lvlJc w:val="left"/>
+      <w:pPr>
+        <w:tabs>
+          <w:tab w:val="num" w:pos="2160"/>
+        </w:tabs>
+        <w:ind w:left="2160" w:hanging="360"/>
+      </w:pPr>
+      <w:rPr>
+        <w:rFonts w:ascii="Wingdings" w:hAnsi="Wingdings" w:hint="default"/>
+        <w:sz w:val="20"/>
+      </w:rPr>
+    </w:lvl>
+    <w:lvl w:ilvl="3" w:tentative="1">
+      <w:start w:val="1"/>
+      <w:numFmt w:val="bullet"/>
+      <w:lvlText w:val=""/>
+      <w:lvlJc w:val="left"/>
+      <w:pPr>
+        <w:tabs>
+          <w:tab w:val="num" w:pos="2880"/>
+        </w:tabs>
+        <w:ind w:left="2880" w:hanging="360"/>
+      </w:pPr>
+      <w:rPr>
+        <w:rFonts w:ascii="Wingdings" w:hAnsi="Wingdings" w:hint="default"/>
+        <w:sz w:val="20"/>
+      </w:rPr>
+    </w:lvl>
+    <w:lvl w:ilvl="4" w:tentative="1">
+      <w:start w:val="1"/>
+      <w:numFmt w:val="bullet"/>
+      <w:lvlText w:val=""/>
+      <w:lvlJc w:val="left"/>
+      <w:pPr>
+        <w:tabs>
+          <w:tab w:val="num" w:pos="3600"/>
+        </w:tabs>
+        <w:ind w:left="3600" w:hanging="360"/>
+      </w:pPr>
+      <w:rPr>
+        <w:rFonts w:ascii="Wingdings" w:hAnsi="Wingdings" w:hint="default"/>
+        <w:sz w:val="20"/>
+      </w:rPr>
+    </w:lvl>
+    <w:lvl w:ilvl="5" w:tentative="1">
+      <w:start w:val="1"/>
+      <w:numFmt w:val="bullet"/>
+      <w:lvlText w:val=""/>
+      <w:lvlJc w:val="left"/>
+      <w:pPr>
+        <w:tabs>
+          <w:tab w:val="num" w:pos="4320"/>
+        </w:tabs>
+        <w:ind w:left="4320" w:hanging="360"/>
+      </w:pPr>
+      <w:rPr>
+        <w:rFonts w:ascii="Wingdings" w:hAnsi="Wingdings" w:hint="default"/>
+        <w:sz w:val="20"/>
+      </w:rPr>
+    </w:lvl>
+    <w:lvl w:ilvl="6" w:tentative="1">
+      <w:start w:val="1"/>
+      <w:numFmt w:val="bullet"/>
+      <w:lvlText w:val=""/>
+      <w:lvlJc w:val="left"/>
+      <w:pPr>
+        <w:tabs>
+          <w:tab w:val="num" w:pos="5040"/>
+        </w:tabs>
+        <w:ind w:left="5040" w:hanging="360"/>
+      </w:pPr>
+      <w:rPr>
+        <w:rFonts w:ascii="Wingdings" w:hAnsi="Wingdings" w:hint="default"/>
+        <w:sz w:val="20"/>
+      </w:rPr>
+    </w:lvl>
+    <w:lvl w:ilvl="7" w:tentative="1">
+      <w:start w:val="1"/>
+      <w:numFmt w:val="bullet"/>
+      <w:lvlText w:val=""/>
+      <w:lvlJc w:val="left"/>
+      <w:pPr>
+        <w:tabs>
+          <w:tab w:val="num" w:pos="5760"/>
+        </w:tabs>
+        <w:ind w:left="5760" w:hanging="360"/>
+      </w:pPr>
+      <w:rPr>
+        <w:rFonts w:ascii="Wingdings" w:hAnsi="Wingdings" w:hint="default"/>
+        <w:sz w:val="20"/>
+      </w:rPr>
+    </w:lvl>
+    <w:lvl w:ilvl="8" w:tentative="1">
+      <w:start w:val="1"/>
+      <w:numFmt w:val="bullet"/>
+      <w:lvlText w:val=""/>
+      <w:lvlJc w:val="left"/>
+      <w:pPr>
+        <w:tabs>
+          <w:tab w:val="num" w:pos="6480"/>
+        </w:tabs>
+        <w:ind w:left="6480" w:hanging="360"/>
+      </w:pPr>
+      <w:rPr>
+        <w:rFonts w:ascii="Wingdings" w:hAnsi="Wingdings" w:hint="default"/>
+        <w:sz w:val="20"/>
+      </w:rPr>
+    </w:lvl>
+  </w:abstractNum>
+  <w:num w:numId="1" w16cid:durableId="1223834266">
+    <w:abstractNumId w:val="12"/>
+  </w:num>
+  <w:num w:numId="2" w16cid:durableId="876241520">
+    <w:abstractNumId w:val="9"/>
+  </w:num>
+  <w:num w:numId="3" w16cid:durableId="978194044">
+    <w:abstractNumId w:val="8"/>
+  </w:num>
+  <w:num w:numId="4" w16cid:durableId="1996715443">
+    <w:abstractNumId w:val="11"/>
+  </w:num>
+  <w:num w:numId="5" w16cid:durableId="144707817">
+    <w:abstractNumId w:val="4"/>
+  </w:num>
+  <w:num w:numId="6" w16cid:durableId="752773971">
+    <w:abstractNumId w:val="10"/>
+  </w:num>
+  <w:num w:numId="7" w16cid:durableId="37094073">
+    <w:abstractNumId w:val="5"/>
+  </w:num>
+  <w:num w:numId="8" w16cid:durableId="1347093894">
+    <w:abstractNumId w:val="3"/>
+  </w:num>
+  <w:num w:numId="9" w16cid:durableId="163085174">
+    <w:abstractNumId w:val="0"/>
+  </w:num>
+  <w:num w:numId="10" w16cid:durableId="1029645786">
+    <w:abstractNumId w:val="7"/>
+  </w:num>
+  <w:num w:numId="11" w16cid:durableId="178004894">
+    <w:abstractNumId w:val="13"/>
+  </w:num>
+  <w:num w:numId="12" w16cid:durableId="1327436674">
+    <w:abstractNumId w:val="6"/>
+  </w:num>
+  <w:num w:numId="13" w16cid:durableId="735862723">
+    <w:abstractNumId w:val="2"/>
+  </w:num>
+  <w:num w:numId="14" w16cid:durableId="227808196">
+    <w:abstractNumId w:val="1"/>
+  </w:num>
+</w:numbering>
 </file>
 
 <file path=word/styles.xml><?xml version="1.0" encoding="utf-8"?>
@@ -684,7 +4470,6 @@
   <w:style w:type="character" w:default="1" w:styleId="DefaultParagraphFont">
     <w:name w:val="Default Paragraph Font"/>
     <w:uiPriority w:val="1"/>
-    <w:semiHidden/>
     <w:unhideWhenUsed/>
   </w:style>
   <w:style w:type="table" w:default="1" w:styleId="TableNormal">
